--- a/CA 1 REPORT.docx
+++ b/CA 1 REPORT.docx
@@ -400,6 +400,36 @@
           <w:szCs w:val="28"/>
         </w:rPr>
         <w:t>Prem Sagar Gompa</w:t>
+      </w:r>
+    </w:p>
+    <w:p>
+      <w:pPr>
+        <w:jc w:val="center"/>
+        <w:rPr>
+          <w:rFonts w:asciiTheme="majorBidi" w:hAnsiTheme="majorBidi" w:cstheme="majorBidi"/>
+          <w:sz w:val="28"/>
+          <w:szCs w:val="28"/>
+        </w:rPr>
+      </w:pPr>
+    </w:p>
+    <w:p>
+      <w:pPr>
+        <w:jc w:val="center"/>
+        <w:rPr>
+          <w:rFonts w:asciiTheme="majorBidi" w:hAnsiTheme="majorBidi" w:cstheme="majorBidi"/>
+        </w:rPr>
+      </w:pPr>
+      <w:r>
+        <w:rPr>
+          <w:rFonts w:asciiTheme="majorBidi" w:hAnsiTheme="majorBidi" w:cstheme="majorBidi"/>
+        </w:rPr>
+        <w:t>Word Count: 21</w:t>
+      </w:r>
+      <w:r>
+        <w:rPr>
+          <w:rFonts w:asciiTheme="majorBidi" w:hAnsiTheme="majorBidi" w:cstheme="majorBidi"/>
+        </w:rPr>
+        <w:t>87</w:t>
       </w:r>
     </w:p>
     <w:p>
@@ -481,6 +511,7 @@
               <w:rFonts w:asciiTheme="majorBidi" w:hAnsiTheme="majorBidi"/>
               <w:b/>
               <w:bCs/>
+              <w:color w:val="000000" w:themeColor="text1"/>
             </w:rPr>
           </w:pPr>
           <w:r>
@@ -488,8 +519,9 @@
               <w:rFonts w:asciiTheme="majorBidi" w:hAnsiTheme="majorBidi"/>
               <w:b/>
               <w:bCs/>
+              <w:color w:val="000000" w:themeColor="text1"/>
             </w:rPr>
-            <w:t>Contents</w:t>
+            <w:t>CONTENTS</w:t>
           </w:r>
         </w:p>
         <w:p>
@@ -512,7 +544,7 @@
           <w:r>
             <w:fldChar w:fldCharType="separate"/>
           </w:r>
-          <w:hyperlink w:anchor="_Toc234143594" w:history="1">
+          <w:hyperlink w:anchor="_Toc234229046" w:history="1">
             <w:r>
               <w:rPr>
                 <w:rStyle w:val="Hyperlink"/>
@@ -521,7 +553,7 @@
                 <w:bCs/>
                 <w:noProof/>
               </w:rPr>
-              <w:t>Summary</w:t>
+              <w:t>Summary:</w:t>
             </w:r>
             <w:r>
               <w:rPr>
@@ -542,7 +574,7 @@
                 <w:noProof/>
                 <w:webHidden/>
               </w:rPr>
-              <w:instrText xml:space="preserve"> PAGEREF _Toc234143594 \h </w:instrText>
+              <w:instrText xml:space="preserve"> PAGEREF _Toc234229046 \h </w:instrText>
             </w:r>
             <w:r>
               <w:rPr>
@@ -562,7 +594,151 @@
                 <w:noProof/>
                 <w:webHidden/>
               </w:rPr>
-              <w:t>2</w:t>
+              <w:t>3</w:t>
+            </w:r>
+            <w:r>
+              <w:rPr>
+                <w:noProof/>
+                <w:webHidden/>
+              </w:rPr>
+              <w:fldChar w:fldCharType="end"/>
+            </w:r>
+          </w:hyperlink>
+        </w:p>
+        <w:p>
+          <w:pPr>
+            <w:pStyle w:val="TOC1"/>
+            <w:tabs>
+              <w:tab w:val="right" w:leader="dot" w:pos="9350"/>
+            </w:tabs>
+            <w:rPr>
+              <w:rFonts w:eastAsiaTheme="minorEastAsia"/>
+              <w:noProof/>
+            </w:rPr>
+          </w:pPr>
+          <w:hyperlink w:anchor="_Toc234229047" w:history="1">
+            <w:r>
+              <w:rPr>
+                <w:rStyle w:val="Hyperlink"/>
+                <w:rFonts w:asciiTheme="majorBidi" w:hAnsiTheme="majorBidi"/>
+                <w:b/>
+                <w:bCs/>
+                <w:noProof/>
+              </w:rPr>
+              <w:t>Tools Used:</w:t>
+            </w:r>
+            <w:r>
+              <w:rPr>
+                <w:noProof/>
+                <w:webHidden/>
+              </w:rPr>
+              <w:tab/>
+            </w:r>
+            <w:r>
+              <w:rPr>
+                <w:noProof/>
+                <w:webHidden/>
+              </w:rPr>
+              <w:fldChar w:fldCharType="begin"/>
+            </w:r>
+            <w:r>
+              <w:rPr>
+                <w:noProof/>
+                <w:webHidden/>
+              </w:rPr>
+              <w:instrText xml:space="preserve"> PAGEREF _Toc234229047 \h </w:instrText>
+            </w:r>
+            <w:r>
+              <w:rPr>
+                <w:noProof/>
+                <w:webHidden/>
+              </w:rPr>
+            </w:r>
+            <w:r>
+              <w:rPr>
+                <w:noProof/>
+                <w:webHidden/>
+              </w:rPr>
+              <w:fldChar w:fldCharType="separate"/>
+            </w:r>
+            <w:r>
+              <w:rPr>
+                <w:noProof/>
+                <w:webHidden/>
+              </w:rPr>
+              <w:t>4</w:t>
+            </w:r>
+            <w:r>
+              <w:rPr>
+                <w:noProof/>
+                <w:webHidden/>
+              </w:rPr>
+              <w:fldChar w:fldCharType="end"/>
+            </w:r>
+          </w:hyperlink>
+        </w:p>
+        <w:p>
+          <w:pPr>
+            <w:pStyle w:val="TOC1"/>
+            <w:tabs>
+              <w:tab w:val="right" w:leader="dot" w:pos="9350"/>
+            </w:tabs>
+            <w:rPr>
+              <w:rFonts w:eastAsiaTheme="minorEastAsia"/>
+              <w:noProof/>
+            </w:rPr>
+          </w:pPr>
+          <w:hyperlink w:anchor="_Toc234229048" w:history="1">
+            <w:r>
+              <w:rPr>
+                <w:rStyle w:val="Hyperlink"/>
+                <w:rFonts w:asciiTheme="majorBidi" w:hAnsiTheme="majorBidi"/>
+                <w:b/>
+                <w:bCs/>
+                <w:noProof/>
+              </w:rPr>
+              <w:t>Important Links:</w:t>
+            </w:r>
+            <w:r>
+              <w:rPr>
+                <w:noProof/>
+                <w:webHidden/>
+              </w:rPr>
+              <w:tab/>
+            </w:r>
+            <w:r>
+              <w:rPr>
+                <w:noProof/>
+                <w:webHidden/>
+              </w:rPr>
+              <w:fldChar w:fldCharType="begin"/>
+            </w:r>
+            <w:r>
+              <w:rPr>
+                <w:noProof/>
+                <w:webHidden/>
+              </w:rPr>
+              <w:instrText xml:space="preserve"> PAGEREF _Toc234229048 \h </w:instrText>
+            </w:r>
+            <w:r>
+              <w:rPr>
+                <w:noProof/>
+                <w:webHidden/>
+              </w:rPr>
+            </w:r>
+            <w:r>
+              <w:rPr>
+                <w:noProof/>
+                <w:webHidden/>
+              </w:rPr>
+              <w:fldChar w:fldCharType="separate"/>
+            </w:r>
+            <w:r>
+              <w:rPr>
+                <w:noProof/>
+                <w:webHidden/>
+              </w:rPr>
+              <w:t>4</w:t>
             </w:r>
             <w:r>
               <w:rPr>
@@ -585,7 +761,7 @@
               <w:noProof/>
             </w:rPr>
           </w:pPr>
-          <w:hyperlink w:anchor="_Toc234143595" w:history="1">
+          <w:hyperlink w:anchor="_Toc234229049" w:history="1">
             <w:r>
               <w:rPr>
                 <w:rStyle w:val="Hyperlink"/>
@@ -632,7 +808,7 @@
                 <w:noProof/>
                 <w:webHidden/>
               </w:rPr>
-              <w:instrText xml:space="preserve"> PAGEREF _Toc234143595 \h </w:instrText>
+              <w:instrText xml:space="preserve"> PAGEREF _Toc234229049 \h </w:instrText>
             </w:r>
             <w:r>
               <w:rPr>
@@ -652,7 +828,7 @@
                 <w:noProof/>
                 <w:webHidden/>
               </w:rPr>
-              <w:t>4</w:t>
+              <w:t>5</w:t>
             </w:r>
             <w:r>
               <w:rPr>
@@ -675,7 +851,7 @@
               <w:noProof/>
             </w:rPr>
           </w:pPr>
-          <w:hyperlink w:anchor="_Toc234143596" w:history="1">
+          <w:hyperlink w:anchor="_Toc234229050" w:history="1">
             <w:r>
               <w:rPr>
                 <w:rStyle w:val="Hyperlink"/>
@@ -722,7 +898,7 @@
                 <w:noProof/>
                 <w:webHidden/>
               </w:rPr>
-              <w:instrText xml:space="preserve"> PAGEREF _Toc234143596 \h </w:instrText>
+              <w:instrText xml:space="preserve"> PAGEREF _Toc234229050 \h </w:instrText>
             </w:r>
             <w:r>
               <w:rPr>
@@ -742,7 +918,7 @@
                 <w:noProof/>
                 <w:webHidden/>
               </w:rPr>
-              <w:t>5</w:t>
+              <w:t>6</w:t>
             </w:r>
             <w:r>
               <w:rPr>
@@ -765,7 +941,7 @@
               <w:noProof/>
             </w:rPr>
           </w:pPr>
-          <w:hyperlink w:anchor="_Toc234143597" w:history="1">
+          <w:hyperlink w:anchor="_Toc234229051" w:history="1">
             <w:r>
               <w:rPr>
                 <w:rStyle w:val="Hyperlink"/>
@@ -812,7 +988,7 @@
                 <w:noProof/>
                 <w:webHidden/>
               </w:rPr>
-              <w:instrText xml:space="preserve"> PAGEREF _Toc234143597 \h </w:instrText>
+              <w:instrText xml:space="preserve"> PAGEREF _Toc234229051 \h </w:instrText>
             </w:r>
             <w:r>
               <w:rPr>
@@ -832,7 +1008,7 @@
                 <w:noProof/>
                 <w:webHidden/>
               </w:rPr>
-              <w:t>5</w:t>
+              <w:t>6</w:t>
             </w:r>
             <w:r>
               <w:rPr>
@@ -854,7 +1030,7 @@
               <w:noProof/>
             </w:rPr>
           </w:pPr>
-          <w:hyperlink w:anchor="_Toc234143598" w:history="1">
+          <w:hyperlink w:anchor="_Toc234229052" w:history="1">
             <w:r>
               <w:rPr>
                 <w:rStyle w:val="Hyperlink"/>
@@ -884,7 +1060,7 @@
                 <w:noProof/>
                 <w:webHidden/>
               </w:rPr>
-              <w:instrText xml:space="preserve"> PAGEREF _Toc234143598 \h </w:instrText>
+              <w:instrText xml:space="preserve"> PAGEREF _Toc234229052 \h </w:instrText>
             </w:r>
             <w:r>
               <w:rPr>
@@ -904,7 +1080,7 @@
                 <w:noProof/>
                 <w:webHidden/>
               </w:rPr>
-              <w:t>6</w:t>
+              <w:t>7</w:t>
             </w:r>
             <w:r>
               <w:rPr>
@@ -926,7 +1102,7 @@
               <w:noProof/>
             </w:rPr>
           </w:pPr>
-          <w:hyperlink w:anchor="_Toc234143599" w:history="1">
+          <w:hyperlink w:anchor="_Toc234229053" w:history="1">
             <w:r>
               <w:rPr>
                 <w:rStyle w:val="Hyperlink"/>
@@ -956,7 +1132,7 @@
                 <w:noProof/>
                 <w:webHidden/>
               </w:rPr>
-              <w:instrText xml:space="preserve"> PAGEREF _Toc234143599 \h </w:instrText>
+              <w:instrText xml:space="preserve"> PAGEREF _Toc234229053 \h </w:instrText>
             </w:r>
             <w:r>
               <w:rPr>
@@ -976,7 +1152,7 @@
                 <w:noProof/>
                 <w:webHidden/>
               </w:rPr>
-              <w:t>6</w:t>
+              <w:t>8</w:t>
             </w:r>
             <w:r>
               <w:rPr>
@@ -998,7 +1174,7 @@
               <w:noProof/>
             </w:rPr>
           </w:pPr>
-          <w:hyperlink w:anchor="_Toc234143600" w:history="1">
+          <w:hyperlink w:anchor="_Toc234229054" w:history="1">
             <w:r>
               <w:rPr>
                 <w:rStyle w:val="Hyperlink"/>
@@ -1028,7 +1204,7 @@
                 <w:noProof/>
                 <w:webHidden/>
               </w:rPr>
-              <w:instrText xml:space="preserve"> PAGEREF _Toc234143600 \h </w:instrText>
+              <w:instrText xml:space="preserve"> PAGEREF _Toc234229054 \h </w:instrText>
             </w:r>
             <w:r>
               <w:rPr>
@@ -1048,7 +1224,7 @@
                 <w:noProof/>
                 <w:webHidden/>
               </w:rPr>
-              <w:t>7</w:t>
+              <w:t>9</w:t>
             </w:r>
             <w:r>
               <w:rPr>
@@ -1070,7 +1246,7 @@
               <w:noProof/>
             </w:rPr>
           </w:pPr>
-          <w:hyperlink w:anchor="_Toc234143601" w:history="1">
+          <w:hyperlink w:anchor="_Toc234229055" w:history="1">
             <w:r>
               <w:rPr>
                 <w:rStyle w:val="Hyperlink"/>
@@ -1100,7 +1276,7 @@
                 <w:noProof/>
                 <w:webHidden/>
               </w:rPr>
-              <w:instrText xml:space="preserve"> PAGEREF _Toc234143601 \h </w:instrText>
+              <w:instrText xml:space="preserve"> PAGEREF _Toc234229055 \h </w:instrText>
             </w:r>
             <w:r>
               <w:rPr>
@@ -1120,7 +1296,7 @@
                 <w:noProof/>
                 <w:webHidden/>
               </w:rPr>
-              <w:t>7</w:t>
+              <w:t>9</w:t>
             </w:r>
             <w:r>
               <w:rPr>
@@ -1142,7 +1318,7 @@
               <w:noProof/>
             </w:rPr>
           </w:pPr>
-          <w:hyperlink w:anchor="_Toc234143602" w:history="1">
+          <w:hyperlink w:anchor="_Toc234229056" w:history="1">
             <w:r>
               <w:rPr>
                 <w:rStyle w:val="Hyperlink"/>
@@ -1151,7 +1327,7 @@
                 <w:bCs/>
                 <w:noProof/>
               </w:rPr>
-              <w:t>3. Challenges and Solutions</w:t>
+              <w:t>3. Architecture Diagram</w:t>
             </w:r>
             <w:r>
               <w:rPr>
@@ -1172,7 +1348,7 @@
                 <w:noProof/>
                 <w:webHidden/>
               </w:rPr>
-              <w:instrText xml:space="preserve"> PAGEREF _Toc234143602 \h </w:instrText>
+              <w:instrText xml:space="preserve"> PAGEREF _Toc234229056 \h </w:instrText>
             </w:r>
             <w:r>
               <w:rPr>
@@ -1192,7 +1368,79 @@
                 <w:noProof/>
                 <w:webHidden/>
               </w:rPr>
-              <w:t>8</w:t>
+              <w:t>11</w:t>
+            </w:r>
+            <w:r>
+              <w:rPr>
+                <w:noProof/>
+                <w:webHidden/>
+              </w:rPr>
+              <w:fldChar w:fldCharType="end"/>
+            </w:r>
+          </w:hyperlink>
+        </w:p>
+        <w:p>
+          <w:pPr>
+            <w:pStyle w:val="TOC1"/>
+            <w:tabs>
+              <w:tab w:val="right" w:leader="dot" w:pos="9350"/>
+            </w:tabs>
+            <w:rPr>
+              <w:rFonts w:eastAsiaTheme="minorEastAsia"/>
+              <w:noProof/>
+            </w:rPr>
+          </w:pPr>
+          <w:hyperlink w:anchor="_Toc234229057" w:history="1">
+            <w:r>
+              <w:rPr>
+                <w:rStyle w:val="Hyperlink"/>
+                <w:rFonts w:asciiTheme="majorBidi" w:hAnsiTheme="majorBidi"/>
+                <w:b/>
+                <w:bCs/>
+                <w:noProof/>
+              </w:rPr>
+              <w:t>4. Challenges and Solutions</w:t>
+            </w:r>
+            <w:r>
+              <w:rPr>
+                <w:noProof/>
+                <w:webHidden/>
+              </w:rPr>
+              <w:tab/>
+            </w:r>
+            <w:r>
+              <w:rPr>
+                <w:noProof/>
+                <w:webHidden/>
+              </w:rPr>
+              <w:fldChar w:fldCharType="begin"/>
+            </w:r>
+            <w:r>
+              <w:rPr>
+                <w:noProof/>
+                <w:webHidden/>
+              </w:rPr>
+              <w:instrText xml:space="preserve"> PAGEREF _Toc234229057 \h </w:instrText>
+            </w:r>
+            <w:r>
+              <w:rPr>
+                <w:noProof/>
+                <w:webHidden/>
+              </w:rPr>
+            </w:r>
+            <w:r>
+              <w:rPr>
+                <w:noProof/>
+                <w:webHidden/>
+              </w:rPr>
+              <w:fldChar w:fldCharType="separate"/>
+            </w:r>
+            <w:r>
+              <w:rPr>
+                <w:noProof/>
+                <w:webHidden/>
+              </w:rPr>
+              <w:t>11</w:t>
             </w:r>
             <w:r>
               <w:rPr>
@@ -1214,7 +1462,7 @@
               <w:noProof/>
             </w:rPr>
           </w:pPr>
-          <w:hyperlink w:anchor="_Toc234143603" w:history="1">
+          <w:hyperlink w:anchor="_Toc234229058" w:history="1">
             <w:r>
               <w:rPr>
                 <w:rStyle w:val="Hyperlink"/>
@@ -1223,7 +1471,7 @@
                 <w:bCs/>
                 <w:noProof/>
               </w:rPr>
-              <w:t>3.1 Ansible Incompatibility with Windows</w:t>
+              <w:t>4.1 Ansible Incompatibility with Windows</w:t>
             </w:r>
             <w:r>
               <w:rPr>
@@ -1244,7 +1492,7 @@
                 <w:noProof/>
                 <w:webHidden/>
               </w:rPr>
-              <w:instrText xml:space="preserve"> PAGEREF _Toc234143603 \h </w:instrText>
+              <w:instrText xml:space="preserve"> PAGEREF _Toc234229058 \h </w:instrText>
             </w:r>
             <w:r>
               <w:rPr>
@@ -1264,7 +1512,7 @@
                 <w:noProof/>
                 <w:webHidden/>
               </w:rPr>
-              <w:t>8</w:t>
+              <w:t>11</w:t>
             </w:r>
             <w:r>
               <w:rPr>
@@ -1286,7 +1534,7 @@
               <w:noProof/>
             </w:rPr>
           </w:pPr>
-          <w:hyperlink w:anchor="_Toc234143604" w:history="1">
+          <w:hyperlink w:anchor="_Toc234229059" w:history="1">
             <w:r>
               <w:rPr>
                 <w:rStyle w:val="Hyperlink"/>
@@ -1295,7 +1543,7 @@
                 <w:bCs/>
                 <w:noProof/>
               </w:rPr>
-              <w:t>3.2 SSH Key Authentication Failure</w:t>
+              <w:t>4.2 SSH Key Authentication Failure</w:t>
             </w:r>
             <w:r>
               <w:rPr>
@@ -1316,7 +1564,7 @@
                 <w:noProof/>
                 <w:webHidden/>
               </w:rPr>
-              <w:instrText xml:space="preserve"> PAGEREF _Toc234143604 \h </w:instrText>
+              <w:instrText xml:space="preserve"> PAGEREF _Toc234229059 \h </w:instrText>
             </w:r>
             <w:r>
               <w:rPr>
@@ -1336,7 +1584,7 @@
                 <w:noProof/>
                 <w:webHidden/>
               </w:rPr>
-              <w:t>8</w:t>
+              <w:t>12</w:t>
             </w:r>
             <w:r>
               <w:rPr>
@@ -1358,7 +1606,7 @@
               <w:noProof/>
             </w:rPr>
           </w:pPr>
-          <w:hyperlink w:anchor="_Toc234143605" w:history="1">
+          <w:hyperlink w:anchor="_Toc234229060" w:history="1">
             <w:r>
               <w:rPr>
                 <w:rStyle w:val="Hyperlink"/>
@@ -1367,7 +1615,7 @@
                 <w:bCs/>
                 <w:noProof/>
               </w:rPr>
-              <w:t>3.3 GitHub Large File Size Limit</w:t>
+              <w:t>4.3 GitHub Large File Size Limit</w:t>
             </w:r>
             <w:r>
               <w:rPr>
@@ -1388,7 +1636,7 @@
                 <w:noProof/>
                 <w:webHidden/>
               </w:rPr>
-              <w:instrText xml:space="preserve"> PAGEREF _Toc234143605 \h </w:instrText>
+              <w:instrText xml:space="preserve"> PAGEREF _Toc234229060 \h </w:instrText>
             </w:r>
             <w:r>
               <w:rPr>
@@ -1408,7 +1656,7 @@
                 <w:noProof/>
                 <w:webHidden/>
               </w:rPr>
-              <w:t>9</w:t>
+              <w:t>13</w:t>
             </w:r>
             <w:r>
               <w:rPr>
@@ -1430,7 +1678,7 @@
               <w:noProof/>
             </w:rPr>
           </w:pPr>
-          <w:hyperlink w:anchor="_Toc234143606" w:history="1">
+          <w:hyperlink w:anchor="_Toc234229061" w:history="1">
             <w:r>
               <w:rPr>
                 <w:rStyle w:val="Hyperlink"/>
@@ -1439,7 +1687,7 @@
                 <w:bCs/>
                 <w:noProof/>
               </w:rPr>
-              <w:t>3.4 Docker Hub Authentication Error</w:t>
+              <w:t>4.4 Docker Hub Authentication Error</w:t>
             </w:r>
             <w:r>
               <w:rPr>
@@ -1460,7 +1708,7 @@
                 <w:noProof/>
                 <w:webHidden/>
               </w:rPr>
-              <w:instrText xml:space="preserve"> PAGEREF _Toc234143606 \h </w:instrText>
+              <w:instrText xml:space="preserve"> PAGEREF _Toc234229061 \h </w:instrText>
             </w:r>
             <w:r>
               <w:rPr>
@@ -1480,7 +1728,7 @@
                 <w:noProof/>
                 <w:webHidden/>
               </w:rPr>
-              <w:t>9</w:t>
+              <w:t>14</w:t>
             </w:r>
             <w:r>
               <w:rPr>
@@ -1502,7 +1750,7 @@
               <w:noProof/>
             </w:rPr>
           </w:pPr>
-          <w:hyperlink w:anchor="_Toc234143607" w:history="1">
+          <w:hyperlink w:anchor="_Toc234229062" w:history="1">
             <w:r>
               <w:rPr>
                 <w:rStyle w:val="Hyperlink"/>
@@ -1511,7 +1759,7 @@
                 <w:bCs/>
                 <w:noProof/>
               </w:rPr>
-              <w:t>3.5 CI/CD SSH Deployment Step Failure</w:t>
+              <w:t>4.5 CI/CD SSH Deployment Step Failure</w:t>
             </w:r>
             <w:r>
               <w:rPr>
@@ -1532,7 +1780,7 @@
                 <w:noProof/>
                 <w:webHidden/>
               </w:rPr>
-              <w:instrText xml:space="preserve"> PAGEREF _Toc234143607 \h </w:instrText>
+              <w:instrText xml:space="preserve"> PAGEREF _Toc234229062 \h </w:instrText>
             </w:r>
             <w:r>
               <w:rPr>
@@ -1552,7 +1800,7 @@
                 <w:noProof/>
                 <w:webHidden/>
               </w:rPr>
-              <w:t>10</w:t>
+              <w:t>15</w:t>
             </w:r>
             <w:r>
               <w:rPr>
@@ -1574,7 +1822,7 @@
               <w:noProof/>
             </w:rPr>
           </w:pPr>
-          <w:hyperlink w:anchor="_Toc234143608" w:history="1">
+          <w:hyperlink w:anchor="_Toc234229063" w:history="1">
             <w:r>
               <w:rPr>
                 <w:rStyle w:val="Hyperlink"/>
@@ -1583,7 +1831,7 @@
                 <w:bCs/>
                 <w:noProof/>
               </w:rPr>
-              <w:t>4. Conclusions</w:t>
+              <w:t>5. Conclusions</w:t>
             </w:r>
             <w:r>
               <w:rPr>
@@ -1604,7 +1852,7 @@
                 <w:noProof/>
                 <w:webHidden/>
               </w:rPr>
-              <w:instrText xml:space="preserve"> PAGEREF _Toc234143608 \h </w:instrText>
+              <w:instrText xml:space="preserve"> PAGEREF _Toc234229063 \h </w:instrText>
             </w:r>
             <w:r>
               <w:rPr>
@@ -1624,7 +1872,7 @@
                 <w:noProof/>
                 <w:webHidden/>
               </w:rPr>
-              <w:t>11</w:t>
+              <w:t>16</w:t>
             </w:r>
             <w:r>
               <w:rPr>
@@ -1646,7 +1894,7 @@
               <w:noProof/>
             </w:rPr>
           </w:pPr>
-          <w:hyperlink w:anchor="_Toc234143609" w:history="1">
+          <w:hyperlink w:anchor="_Toc234229064" w:history="1">
             <w:r>
               <w:rPr>
                 <w:rStyle w:val="Hyperlink"/>
@@ -1655,7 +1903,7 @@
                 <w:bCs/>
                 <w:noProof/>
               </w:rPr>
-              <w:t>5. References</w:t>
+              <w:t>6. References</w:t>
             </w:r>
             <w:r>
               <w:rPr>
@@ -1676,7 +1924,7 @@
                 <w:noProof/>
                 <w:webHidden/>
               </w:rPr>
-              <w:instrText xml:space="preserve"> PAGEREF _Toc234143609 \h </w:instrText>
+              <w:instrText xml:space="preserve"> PAGEREF _Toc234229064 \h </w:instrText>
             </w:r>
             <w:r>
               <w:rPr>
@@ -1696,7 +1944,7 @@
                 <w:noProof/>
                 <w:webHidden/>
               </w:rPr>
-              <w:t>12</w:t>
+              <w:t>17</w:t>
             </w:r>
             <w:r>
               <w:rPr>
@@ -1741,7 +1989,6 @@
     </w:p>
     <w:p>
       <w:pPr>
-        <w:jc w:val="center"/>
         <w:rPr>
           <w:rFonts w:asciiTheme="majorBidi" w:hAnsiTheme="majorBidi" w:cstheme="majorBidi"/>
           <w:sz w:val="28"/>
@@ -1761,7 +2008,6 @@
     </w:p>
     <w:p>
       <w:pPr>
-        <w:jc w:val="center"/>
         <w:rPr>
           <w:rFonts w:asciiTheme="majorBidi" w:hAnsiTheme="majorBidi" w:cstheme="majorBidi"/>
           <w:sz w:val="28"/>
@@ -1771,7 +2017,6 @@
     </w:p>
     <w:p>
       <w:pPr>
-        <w:jc w:val="center"/>
         <w:rPr>
           <w:rFonts w:asciiTheme="majorBidi" w:hAnsiTheme="majorBidi" w:cstheme="majorBidi"/>
           <w:sz w:val="28"/>
@@ -1781,36 +2026,6 @@
     </w:p>
     <w:p>
       <w:pPr>
-        <w:jc w:val="center"/>
-        <w:rPr>
-          <w:rFonts w:asciiTheme="majorBidi" w:hAnsiTheme="majorBidi" w:cstheme="majorBidi"/>
-          <w:sz w:val="28"/>
-          <w:szCs w:val="28"/>
-        </w:rPr>
-      </w:pPr>
-    </w:p>
-    <w:p>
-      <w:pPr>
-        <w:jc w:val="center"/>
-        <w:rPr>
-          <w:rFonts w:asciiTheme="majorBidi" w:hAnsiTheme="majorBidi" w:cstheme="majorBidi"/>
-          <w:sz w:val="28"/>
-          <w:szCs w:val="28"/>
-        </w:rPr>
-      </w:pPr>
-    </w:p>
-    <w:p>
-      <w:pPr>
-        <w:jc w:val="center"/>
-        <w:rPr>
-          <w:rFonts w:asciiTheme="majorBidi" w:hAnsiTheme="majorBidi" w:cstheme="majorBidi"/>
-          <w:sz w:val="28"/>
-          <w:szCs w:val="28"/>
-        </w:rPr>
-      </w:pPr>
-    </w:p>
-    <w:p>
-      <w:pPr>
         <w:pStyle w:val="Heading1"/>
         <w:rPr>
           <w:rFonts w:asciiTheme="majorBidi" w:hAnsiTheme="majorBidi"/>
@@ -1831,7 +2046,7 @@
           <w:color w:val="000000" w:themeColor="text1"/>
         </w:rPr>
       </w:pPr>
-      <w:bookmarkStart w:id="0" w:name="_Toc234143594"/>
+      <w:bookmarkStart w:id="0" w:name="_Toc234229046"/>
       <w:r>
         <w:rPr>
           <w:rFonts w:asciiTheme="majorBidi" w:hAnsiTheme="majorBidi"/>
@@ -1842,16 +2057,16 @@
         <w:lastRenderedPageBreak/>
         <w:t>Summary</w:t>
       </w:r>
+      <w:r>
+        <w:rPr>
+          <w:rFonts w:asciiTheme="majorBidi" w:hAnsiTheme="majorBidi"/>
+          <w:b/>
+          <w:bCs/>
+          <w:color w:val="000000" w:themeColor="text1"/>
+        </w:rPr>
+        <w:t>:</w:t>
+      </w:r>
       <w:bookmarkEnd w:id="0"/>
-      <w:r>
-        <w:rPr>
-          <w:rFonts w:asciiTheme="majorBidi" w:hAnsiTheme="majorBidi"/>
-          <w:b/>
-          <w:bCs/>
-          <w:color w:val="000000" w:themeColor="text1"/>
-        </w:rPr>
-        <w:t xml:space="preserve"> </w:t>
-      </w:r>
     </w:p>
     <w:p>
       <w:pPr>
@@ -1951,6 +2166,118 @@
     </w:p>
     <w:p>
       <w:pPr>
+        <w:pStyle w:val="Heading1"/>
+        <w:rPr>
+          <w:rFonts w:asciiTheme="majorBidi" w:hAnsiTheme="majorBidi"/>
+          <w:b/>
+          <w:bCs/>
+          <w:color w:val="000000" w:themeColor="text1"/>
+        </w:rPr>
+      </w:pPr>
+    </w:p>
+    <w:p>
+      <w:pPr>
+        <w:pStyle w:val="Heading1"/>
+        <w:rPr>
+          <w:rFonts w:asciiTheme="majorBidi" w:hAnsiTheme="majorBidi"/>
+          <w:b/>
+          <w:bCs/>
+          <w:color w:val="000000" w:themeColor="text1"/>
+        </w:rPr>
+      </w:pPr>
+    </w:p>
+    <w:p>
+      <w:pPr>
+        <w:pStyle w:val="Heading1"/>
+        <w:rPr>
+          <w:rFonts w:asciiTheme="majorBidi" w:hAnsiTheme="majorBidi"/>
+          <w:b/>
+          <w:bCs/>
+          <w:color w:val="000000" w:themeColor="text1"/>
+        </w:rPr>
+      </w:pPr>
+    </w:p>
+    <w:p>
+      <w:pPr>
+        <w:pStyle w:val="Heading1"/>
+        <w:rPr>
+          <w:rFonts w:asciiTheme="majorBidi" w:hAnsiTheme="majorBidi"/>
+          <w:b/>
+          <w:bCs/>
+          <w:color w:val="000000" w:themeColor="text1"/>
+        </w:rPr>
+      </w:pPr>
+    </w:p>
+    <w:p>
+      <w:pPr>
+        <w:pStyle w:val="Heading1"/>
+        <w:rPr>
+          <w:rFonts w:asciiTheme="majorBidi" w:hAnsiTheme="majorBidi"/>
+          <w:b/>
+          <w:bCs/>
+          <w:color w:val="000000" w:themeColor="text1"/>
+        </w:rPr>
+      </w:pPr>
+    </w:p>
+    <w:p>
+      <w:pPr>
+        <w:pStyle w:val="Heading1"/>
+        <w:rPr>
+          <w:rFonts w:asciiTheme="majorBidi" w:hAnsiTheme="majorBidi"/>
+          <w:b/>
+          <w:bCs/>
+          <w:color w:val="000000" w:themeColor="text1"/>
+        </w:rPr>
+      </w:pPr>
+    </w:p>
+    <w:p>
+      <w:pPr>
+        <w:pStyle w:val="Heading1"/>
+        <w:rPr>
+          <w:rFonts w:asciiTheme="majorBidi" w:hAnsiTheme="majorBidi"/>
+          <w:b/>
+          <w:bCs/>
+          <w:color w:val="000000" w:themeColor="text1"/>
+        </w:rPr>
+      </w:pPr>
+    </w:p>
+    <w:p/>
+    <w:p/>
+    <w:p/>
+    <w:p/>
+    <w:p/>
+    <w:p/>
+    <w:p/>
+    <w:p>
+      <w:pPr>
+        <w:pStyle w:val="Heading1"/>
+        <w:rPr>
+          <w:rFonts w:asciiTheme="majorBidi" w:hAnsiTheme="majorBidi"/>
+          <w:b/>
+          <w:bCs/>
+          <w:color w:val="000000" w:themeColor="text1"/>
+        </w:rPr>
+      </w:pPr>
+      <w:bookmarkStart w:id="1" w:name="_Toc234229047"/>
+      <w:r>
+        <w:rPr>
+          <w:rFonts w:asciiTheme="majorBidi" w:hAnsiTheme="majorBidi"/>
+          <w:b/>
+          <w:bCs/>
+          <w:color w:val="000000" w:themeColor="text1"/>
+        </w:rPr>
+        <w:lastRenderedPageBreak/>
+        <w:t>Tools Used:</w:t>
+      </w:r>
+      <w:bookmarkEnd w:id="1"/>
+    </w:p>
+    <w:p>
+      <w:pPr>
+        <w:pStyle w:val="ListParagraph"/>
+        <w:numPr>
+          <w:ilvl w:val="0"/>
+          <w:numId w:val="4"/>
+        </w:numPr>
         <w:spacing w:line="360" w:lineRule="auto"/>
         <w:jc w:val="both"/>
         <w:rPr>
@@ -1959,9 +2286,22 @@
           <w:szCs w:val="24"/>
         </w:rPr>
       </w:pPr>
-    </w:p>
-    <w:p>
-      <w:pPr>
+      <w:r>
+        <w:rPr>
+          <w:rFonts w:asciiTheme="majorBidi" w:hAnsiTheme="majorBidi" w:cstheme="majorBidi"/>
+          <w:sz w:val="24"/>
+          <w:szCs w:val="24"/>
+        </w:rPr>
+        <w:t>Terraform</w:t>
+      </w:r>
+    </w:p>
+    <w:p>
+      <w:pPr>
+        <w:pStyle w:val="ListParagraph"/>
+        <w:numPr>
+          <w:ilvl w:val="0"/>
+          <w:numId w:val="4"/>
+        </w:numPr>
         <w:spacing w:line="360" w:lineRule="auto"/>
         <w:jc w:val="both"/>
         <w:rPr>
@@ -1970,9 +2310,22 @@
           <w:szCs w:val="24"/>
         </w:rPr>
       </w:pPr>
-    </w:p>
-    <w:p>
-      <w:pPr>
+      <w:r>
+        <w:rPr>
+          <w:rFonts w:asciiTheme="majorBidi" w:hAnsiTheme="majorBidi" w:cstheme="majorBidi"/>
+          <w:sz w:val="24"/>
+          <w:szCs w:val="24"/>
+        </w:rPr>
+        <w:t>Amazon Web Services (AWS)</w:t>
+      </w:r>
+    </w:p>
+    <w:p>
+      <w:pPr>
+        <w:pStyle w:val="ListParagraph"/>
+        <w:numPr>
+          <w:ilvl w:val="0"/>
+          <w:numId w:val="4"/>
+        </w:numPr>
         <w:spacing w:line="360" w:lineRule="auto"/>
         <w:jc w:val="both"/>
         <w:rPr>
@@ -1981,9 +2334,22 @@
           <w:szCs w:val="24"/>
         </w:rPr>
       </w:pPr>
-    </w:p>
-    <w:p>
-      <w:pPr>
+      <w:r>
+        <w:rPr>
+          <w:rFonts w:asciiTheme="majorBidi" w:hAnsiTheme="majorBidi" w:cstheme="majorBidi"/>
+          <w:sz w:val="24"/>
+          <w:szCs w:val="24"/>
+        </w:rPr>
+        <w:t>Docker</w:t>
+      </w:r>
+    </w:p>
+    <w:p>
+      <w:pPr>
+        <w:pStyle w:val="ListParagraph"/>
+        <w:numPr>
+          <w:ilvl w:val="0"/>
+          <w:numId w:val="4"/>
+        </w:numPr>
         <w:spacing w:line="360" w:lineRule="auto"/>
         <w:jc w:val="both"/>
         <w:rPr>
@@ -1992,9 +2358,22 @@
           <w:szCs w:val="24"/>
         </w:rPr>
       </w:pPr>
-    </w:p>
-    <w:p>
-      <w:pPr>
+      <w:r>
+        <w:rPr>
+          <w:rFonts w:asciiTheme="majorBidi" w:hAnsiTheme="majorBidi" w:cstheme="majorBidi"/>
+          <w:sz w:val="24"/>
+          <w:szCs w:val="24"/>
+        </w:rPr>
+        <w:t>Docker Hub</w:t>
+      </w:r>
+    </w:p>
+    <w:p>
+      <w:pPr>
+        <w:pStyle w:val="ListParagraph"/>
+        <w:numPr>
+          <w:ilvl w:val="0"/>
+          <w:numId w:val="4"/>
+        </w:numPr>
         <w:spacing w:line="360" w:lineRule="auto"/>
         <w:jc w:val="both"/>
         <w:rPr>
@@ -2003,9 +2382,22 @@
           <w:szCs w:val="24"/>
         </w:rPr>
       </w:pPr>
-    </w:p>
-    <w:p>
-      <w:pPr>
+      <w:r>
+        <w:rPr>
+          <w:rFonts w:asciiTheme="majorBidi" w:hAnsiTheme="majorBidi" w:cstheme="majorBidi"/>
+          <w:sz w:val="24"/>
+          <w:szCs w:val="24"/>
+        </w:rPr>
+        <w:t>GitHub</w:t>
+      </w:r>
+    </w:p>
+    <w:p>
+      <w:pPr>
+        <w:pStyle w:val="ListParagraph"/>
+        <w:numPr>
+          <w:ilvl w:val="0"/>
+          <w:numId w:val="4"/>
+        </w:numPr>
         <w:spacing w:line="360" w:lineRule="auto"/>
         <w:jc w:val="both"/>
         <w:rPr>
@@ -2014,11 +2406,274 @@
           <w:szCs w:val="24"/>
         </w:rPr>
       </w:pPr>
-    </w:p>
-    <w:p>
-      <w:pPr>
+      <w:r>
+        <w:rPr>
+          <w:rFonts w:asciiTheme="majorBidi" w:hAnsiTheme="majorBidi" w:cstheme="majorBidi"/>
+          <w:sz w:val="24"/>
+          <w:szCs w:val="24"/>
+        </w:rPr>
+        <w:t>Python</w:t>
+      </w:r>
+    </w:p>
+    <w:p>
+      <w:pPr>
+        <w:pStyle w:val="ListParagraph"/>
+        <w:numPr>
+          <w:ilvl w:val="0"/>
+          <w:numId w:val="4"/>
+        </w:numPr>
         <w:spacing w:line="360" w:lineRule="auto"/>
         <w:jc w:val="both"/>
+        <w:rPr>
+          <w:rFonts w:asciiTheme="majorBidi" w:hAnsiTheme="majorBidi" w:cstheme="majorBidi"/>
+          <w:sz w:val="24"/>
+          <w:szCs w:val="24"/>
+        </w:rPr>
+      </w:pPr>
+      <w:r>
+        <w:rPr>
+          <w:rFonts w:asciiTheme="majorBidi" w:hAnsiTheme="majorBidi" w:cstheme="majorBidi"/>
+          <w:sz w:val="24"/>
+          <w:szCs w:val="24"/>
+        </w:rPr>
+        <w:t>Flask</w:t>
+      </w:r>
+    </w:p>
+    <w:p>
+      <w:pPr>
+        <w:pStyle w:val="ListParagraph"/>
+        <w:numPr>
+          <w:ilvl w:val="0"/>
+          <w:numId w:val="4"/>
+        </w:numPr>
+        <w:spacing w:line="360" w:lineRule="auto"/>
+        <w:jc w:val="both"/>
+        <w:rPr>
+          <w:rFonts w:asciiTheme="majorBidi" w:hAnsiTheme="majorBidi" w:cstheme="majorBidi"/>
+          <w:sz w:val="24"/>
+          <w:szCs w:val="24"/>
+        </w:rPr>
+      </w:pPr>
+      <w:r>
+        <w:rPr>
+          <w:rFonts w:asciiTheme="majorBidi" w:hAnsiTheme="majorBidi" w:cstheme="majorBidi"/>
+          <w:sz w:val="24"/>
+          <w:szCs w:val="24"/>
+        </w:rPr>
+        <w:t>VS Code</w:t>
+      </w:r>
+    </w:p>
+    <w:p>
+      <w:pPr>
+        <w:pStyle w:val="ListParagraph"/>
+        <w:numPr>
+          <w:ilvl w:val="0"/>
+          <w:numId w:val="4"/>
+        </w:numPr>
+        <w:spacing w:line="360" w:lineRule="auto"/>
+        <w:jc w:val="both"/>
+        <w:rPr>
+          <w:rFonts w:asciiTheme="majorBidi" w:hAnsiTheme="majorBidi" w:cstheme="majorBidi"/>
+          <w:sz w:val="24"/>
+          <w:szCs w:val="24"/>
+        </w:rPr>
+      </w:pPr>
+      <w:r>
+        <w:rPr>
+          <w:rFonts w:asciiTheme="majorBidi" w:hAnsiTheme="majorBidi" w:cstheme="majorBidi"/>
+          <w:sz w:val="24"/>
+          <w:szCs w:val="24"/>
+        </w:rPr>
+        <w:t>Amazon CLI</w:t>
+      </w:r>
+    </w:p>
+    <w:p>
+      <w:pPr>
+        <w:pStyle w:val="Heading1"/>
+        <w:rPr>
+          <w:rFonts w:asciiTheme="majorBidi" w:hAnsiTheme="majorBidi"/>
+          <w:b/>
+          <w:bCs/>
+          <w:color w:val="000000" w:themeColor="text1"/>
+        </w:rPr>
+      </w:pPr>
+      <w:bookmarkStart w:id="2" w:name="_Toc234229048"/>
+      <w:r>
+        <w:rPr>
+          <w:rFonts w:asciiTheme="majorBidi" w:hAnsiTheme="majorBidi"/>
+          <w:b/>
+          <w:bCs/>
+          <w:color w:val="000000" w:themeColor="text1"/>
+        </w:rPr>
+        <w:t>Important Links:</w:t>
+      </w:r>
+      <w:bookmarkEnd w:id="2"/>
+    </w:p>
+    <w:p>
+      <w:pPr>
+        <w:pStyle w:val="NoSpacing"/>
+      </w:pPr>
+    </w:p>
+    <w:p>
+      <w:pPr>
+        <w:pStyle w:val="ListParagraph"/>
+        <w:numPr>
+          <w:ilvl w:val="0"/>
+          <w:numId w:val="5"/>
+        </w:numPr>
+        <w:rPr>
+          <w:rFonts w:asciiTheme="majorBidi" w:hAnsiTheme="majorBidi" w:cstheme="majorBidi"/>
+          <w:b/>
+          <w:bCs/>
+          <w:sz w:val="24"/>
+          <w:szCs w:val="24"/>
+        </w:rPr>
+      </w:pPr>
+      <w:r>
+        <w:rPr>
+          <w:rFonts w:asciiTheme="majorBidi" w:hAnsiTheme="majorBidi" w:cstheme="majorBidi"/>
+          <w:b/>
+          <w:bCs/>
+          <w:sz w:val="24"/>
+          <w:szCs w:val="24"/>
+        </w:rPr>
+        <w:t>GitHub:</w:t>
+      </w:r>
+    </w:p>
+    <w:p>
+      <w:pPr>
+        <w:rPr>
+          <w:rFonts w:asciiTheme="majorBidi" w:hAnsiTheme="majorBidi" w:cstheme="majorBidi"/>
+          <w:sz w:val="24"/>
+          <w:szCs w:val="24"/>
+        </w:rPr>
+      </w:pPr>
+      <w:hyperlink r:id="rId8" w:history="1">
+        <w:r>
+          <w:rPr>
+            <w:rStyle w:val="Hyperlink"/>
+            <w:rFonts w:asciiTheme="majorBidi" w:hAnsiTheme="majorBidi" w:cstheme="majorBidi"/>
+            <w:sz w:val="24"/>
+            <w:szCs w:val="24"/>
+          </w:rPr>
+          <w:t>https://github.com/marshmannoor/NETWORK-ASSIGNMENT-CA-1</w:t>
+        </w:r>
+      </w:hyperlink>
+    </w:p>
+    <w:p>
+      <w:pPr>
+        <w:pStyle w:val="ListParagraph"/>
+        <w:numPr>
+          <w:ilvl w:val="0"/>
+          <w:numId w:val="5"/>
+        </w:numPr>
+        <w:rPr>
+          <w:rFonts w:asciiTheme="majorBidi" w:hAnsiTheme="majorBidi" w:cstheme="majorBidi"/>
+          <w:b/>
+          <w:bCs/>
+          <w:sz w:val="24"/>
+          <w:szCs w:val="24"/>
+        </w:rPr>
+      </w:pPr>
+      <w:r>
+        <w:rPr>
+          <w:rFonts w:asciiTheme="majorBidi" w:hAnsiTheme="majorBidi" w:cstheme="majorBidi"/>
+          <w:b/>
+          <w:bCs/>
+          <w:sz w:val="24"/>
+          <w:szCs w:val="24"/>
+        </w:rPr>
+        <w:t>Live Application Link</w:t>
+      </w:r>
+      <w:r>
+        <w:rPr>
+          <w:rFonts w:asciiTheme="majorBidi" w:hAnsiTheme="majorBidi" w:cstheme="majorBidi"/>
+          <w:b/>
+          <w:bCs/>
+          <w:sz w:val="24"/>
+          <w:szCs w:val="24"/>
+        </w:rPr>
+        <w:t>:</w:t>
+      </w:r>
+    </w:p>
+    <w:p>
+      <w:pPr>
+        <w:rPr>
+          <w:rFonts w:asciiTheme="majorBidi" w:hAnsiTheme="majorBidi" w:cstheme="majorBidi"/>
+          <w:sz w:val="24"/>
+          <w:szCs w:val="24"/>
+        </w:rPr>
+      </w:pPr>
+      <w:hyperlink r:id="rId9" w:history="1">
+        <w:r>
+          <w:rPr>
+            <w:rStyle w:val="Hyperlink"/>
+            <w:rFonts w:asciiTheme="majorBidi" w:hAnsiTheme="majorBidi" w:cstheme="majorBidi"/>
+            <w:sz w:val="24"/>
+            <w:szCs w:val="24"/>
+          </w:rPr>
+          <w:t>http://34.245.80.51</w:t>
+        </w:r>
+      </w:hyperlink>
+    </w:p>
+    <w:p>
+      <w:pPr>
+        <w:pStyle w:val="ListParagraph"/>
+        <w:numPr>
+          <w:ilvl w:val="0"/>
+          <w:numId w:val="5"/>
+        </w:numPr>
+        <w:rPr>
+          <w:rFonts w:asciiTheme="majorBidi" w:hAnsiTheme="majorBidi" w:cstheme="majorBidi"/>
+          <w:b/>
+          <w:bCs/>
+          <w:sz w:val="24"/>
+          <w:szCs w:val="24"/>
+        </w:rPr>
+      </w:pPr>
+      <w:r>
+        <w:rPr>
+          <w:rFonts w:asciiTheme="majorBidi" w:hAnsiTheme="majorBidi" w:cstheme="majorBidi"/>
+          <w:b/>
+          <w:bCs/>
+          <w:sz w:val="24"/>
+          <w:szCs w:val="24"/>
+        </w:rPr>
+        <w:t>Docker</w:t>
+      </w:r>
+      <w:r>
+        <w:rPr>
+          <w:rFonts w:asciiTheme="majorBidi" w:hAnsiTheme="majorBidi" w:cstheme="majorBidi"/>
+          <w:b/>
+          <w:bCs/>
+          <w:sz w:val="24"/>
+          <w:szCs w:val="24"/>
+        </w:rPr>
+        <w:t>:</w:t>
+      </w:r>
+    </w:p>
+    <w:p>
+      <w:pPr>
+        <w:rPr>
+          <w:rFonts w:asciiTheme="majorBidi" w:hAnsiTheme="majorBidi" w:cstheme="majorBidi"/>
+          <w:sz w:val="24"/>
+          <w:szCs w:val="24"/>
+        </w:rPr>
+      </w:pPr>
+      <w:hyperlink r:id="rId10" w:history="1">
+        <w:r>
+          <w:rPr>
+            <w:rStyle w:val="Hyperlink"/>
+            <w:rFonts w:asciiTheme="majorBidi" w:hAnsiTheme="majorBidi" w:cstheme="majorBidi"/>
+            <w:sz w:val="24"/>
+            <w:szCs w:val="24"/>
+          </w:rPr>
+          <w:t>https://hub.docker.com/r/marshmannoor/my-web-app</w:t>
+        </w:r>
+      </w:hyperlink>
+    </w:p>
+    <w:p>
+      <w:pPr>
         <w:rPr>
           <w:rFonts w:asciiTheme="majorBidi" w:hAnsiTheme="majorBidi" w:cstheme="majorBidi"/>
           <w:sz w:val="24"/>
@@ -2117,7 +2772,7 @@
           <w:color w:val="000000" w:themeColor="text1"/>
         </w:rPr>
       </w:pPr>
-      <w:bookmarkStart w:id="1" w:name="_Toc234143595"/>
+      <w:bookmarkStart w:id="3" w:name="_Toc234229049"/>
       <w:r>
         <w:rPr>
           <w:rFonts w:asciiTheme="majorBidi" w:hAnsiTheme="majorBidi"/>
@@ -2137,7 +2792,12 @@
         </w:rPr>
         <w:t>:</w:t>
       </w:r>
-      <w:bookmarkEnd w:id="1"/>
+      <w:bookmarkEnd w:id="3"/>
+    </w:p>
+    <w:p>
+      <w:pPr>
+        <w:pStyle w:val="NoSpacing"/>
+      </w:pPr>
     </w:p>
     <w:p>
       <w:pPr>
@@ -2252,25 +2912,7 @@
           <w:sz w:val="24"/>
           <w:szCs w:val="24"/>
         </w:rPr>
-        <w:t xml:space="preserve"> This report presents </w:t>
-      </w:r>
-      <w:proofErr w:type="gramStart"/>
-      <w:r>
-        <w:rPr>
-          <w:rFonts w:asciiTheme="majorBidi" w:hAnsiTheme="majorBidi" w:cstheme="majorBidi"/>
-          <w:sz w:val="24"/>
-          <w:szCs w:val="24"/>
-        </w:rPr>
-        <w:t>the each</w:t>
-      </w:r>
-      <w:proofErr w:type="gramEnd"/>
-      <w:r>
-        <w:rPr>
-          <w:rFonts w:asciiTheme="majorBidi" w:hAnsiTheme="majorBidi" w:cstheme="majorBidi"/>
-          <w:sz w:val="24"/>
-          <w:szCs w:val="24"/>
-        </w:rPr>
-        <w:t xml:space="preserve"> phase of the project, discuss the rationale for tool selection, and reflect on the challenges faced during implementation and solutions.</w:t>
+        <w:t xml:space="preserve"> This report presents the each phase of the project, discuss the rationale for tool selection, and reflect on the challenges faced during implementation and solutions.</w:t>
       </w:r>
     </w:p>
     <w:p>
@@ -2377,7 +3019,7 @@
           <w:color w:val="000000" w:themeColor="text1"/>
         </w:rPr>
       </w:pPr>
-      <w:bookmarkStart w:id="2" w:name="_Toc234143596"/>
+      <w:bookmarkStart w:id="4" w:name="_Toc234229050"/>
       <w:r>
         <w:rPr>
           <w:rFonts w:asciiTheme="majorBidi" w:hAnsiTheme="majorBidi"/>
@@ -2388,7 +3030,7 @@
         <w:lastRenderedPageBreak/>
         <w:t>Content:</w:t>
       </w:r>
-      <w:bookmarkEnd w:id="2"/>
+      <w:bookmarkEnd w:id="4"/>
     </w:p>
     <w:p>
       <w:pPr>
@@ -2404,7 +3046,7 @@
           <w:color w:val="000000" w:themeColor="text1"/>
         </w:rPr>
       </w:pPr>
-      <w:bookmarkStart w:id="3" w:name="_Toc234143597"/>
+      <w:bookmarkStart w:id="5" w:name="_Toc234229051"/>
       <w:r>
         <w:rPr>
           <w:rFonts w:asciiTheme="majorBidi" w:hAnsiTheme="majorBidi"/>
@@ -2414,7 +3056,7 @@
         </w:rPr>
         <w:t>Infrastructure Setup with Terraform:</w:t>
       </w:r>
-      <w:bookmarkEnd w:id="3"/>
+      <w:bookmarkEnd w:id="5"/>
     </w:p>
     <w:p>
       <w:pPr>
@@ -2693,7 +3335,7 @@
           <w:color w:val="000000" w:themeColor="text1"/>
         </w:rPr>
       </w:pPr>
-      <w:bookmarkStart w:id="4" w:name="_Toc234143598"/>
+      <w:bookmarkStart w:id="6" w:name="_Toc234229052"/>
       <w:r>
         <w:rPr>
           <w:rFonts w:asciiTheme="majorBidi" w:hAnsiTheme="majorBidi"/>
@@ -2704,7 +3346,12 @@
         <w:lastRenderedPageBreak/>
         <w:t>2.2 Configuration Management</w:t>
       </w:r>
-      <w:bookmarkEnd w:id="4"/>
+      <w:bookmarkEnd w:id="6"/>
+    </w:p>
+    <w:p>
+      <w:pPr>
+        <w:pStyle w:val="NoSpacing"/>
+      </w:pPr>
     </w:p>
     <w:p>
       <w:pPr>
@@ -2801,320 +3448,6 @@
     </w:p>
     <w:p>
       <w:pPr>
-        <w:pStyle w:val="Heading2"/>
-        <w:spacing w:before="280"/>
-        <w:rPr>
-          <w:rFonts w:asciiTheme="majorBidi" w:hAnsiTheme="majorBidi"/>
-          <w:b/>
-          <w:bCs/>
-          <w:color w:val="000000" w:themeColor="text1"/>
-        </w:rPr>
-      </w:pPr>
-      <w:bookmarkStart w:id="5" w:name="_Toc234143599"/>
-      <w:r>
-        <w:rPr>
-          <w:rFonts w:asciiTheme="majorBidi" w:hAnsiTheme="majorBidi"/>
-          <w:b/>
-          <w:bCs/>
-          <w:color w:val="000000" w:themeColor="text1"/>
-        </w:rPr>
-        <w:t>2.3 Docker Container Deployment</w:t>
-      </w:r>
-      <w:bookmarkEnd w:id="5"/>
-    </w:p>
-    <w:p>
-      <w:pPr>
-        <w:spacing w:after="200" w:line="360" w:lineRule="auto"/>
-        <w:jc w:val="both"/>
-      </w:pPr>
-      <w:r>
-        <w:rPr>
-          <w:rFonts w:ascii="Times New Roman" w:eastAsia="Times New Roman" w:hAnsi="Times New Roman" w:cs="Times New Roman"/>
-          <w:sz w:val="24"/>
-          <w:szCs w:val="24"/>
-        </w:rPr>
-        <w:t xml:space="preserve">The third phase involved </w:t>
-      </w:r>
-      <w:proofErr w:type="spellStart"/>
-      <w:r>
-        <w:rPr>
-          <w:rFonts w:ascii="Times New Roman" w:eastAsia="Times New Roman" w:hAnsi="Times New Roman" w:cs="Times New Roman"/>
-          <w:sz w:val="24"/>
-          <w:szCs w:val="24"/>
-        </w:rPr>
-        <w:t>containerising</w:t>
-      </w:r>
-      <w:proofErr w:type="spellEnd"/>
-      <w:r>
-        <w:rPr>
-          <w:rFonts w:ascii="Times New Roman" w:eastAsia="Times New Roman" w:hAnsi="Times New Roman" w:cs="Times New Roman"/>
-          <w:sz w:val="24"/>
-          <w:szCs w:val="24"/>
-        </w:rPr>
-        <w:t xml:space="preserve"> the sample web application and deploying it on the server. Docker was selected as the </w:t>
-      </w:r>
-      <w:proofErr w:type="spellStart"/>
-      <w:r>
-        <w:rPr>
-          <w:rFonts w:ascii="Times New Roman" w:eastAsia="Times New Roman" w:hAnsi="Times New Roman" w:cs="Times New Roman"/>
-          <w:sz w:val="24"/>
-          <w:szCs w:val="24"/>
-        </w:rPr>
-        <w:t>containerisation</w:t>
-      </w:r>
-      <w:proofErr w:type="spellEnd"/>
-      <w:r>
-        <w:rPr>
-          <w:rFonts w:ascii="Times New Roman" w:eastAsia="Times New Roman" w:hAnsi="Times New Roman" w:cs="Times New Roman"/>
-          <w:sz w:val="24"/>
-          <w:szCs w:val="24"/>
-        </w:rPr>
-        <w:t xml:space="preserve"> platform due to its widespread adoption, portability, and ability to create isolated and reproducible application environments (Docker Inc., 2024).</w:t>
-      </w:r>
-    </w:p>
-    <w:p>
-      <w:pPr>
-        <w:spacing w:after="200" w:line="360" w:lineRule="auto"/>
-        <w:jc w:val="both"/>
-      </w:pPr>
-      <w:r>
-        <w:rPr>
-          <w:rFonts w:ascii="Times New Roman" w:eastAsia="Times New Roman" w:hAnsi="Times New Roman" w:cs="Times New Roman"/>
-          <w:sz w:val="24"/>
-          <w:szCs w:val="24"/>
-        </w:rPr>
-        <w:t xml:space="preserve">A simple web application was developed using Python Flask framework. The application serves an HTML page displaying the module code, group number, and member details including student IDs. Three files were created for the application: app.py containing the Flask application code, requirements.txt listing Flask as the only dependency, and a </w:t>
-      </w:r>
-      <w:proofErr w:type="spellStart"/>
-      <w:r>
-        <w:rPr>
-          <w:rFonts w:ascii="Times New Roman" w:eastAsia="Times New Roman" w:hAnsi="Times New Roman" w:cs="Times New Roman"/>
-          <w:sz w:val="24"/>
-          <w:szCs w:val="24"/>
-        </w:rPr>
-        <w:t>Dockerfile</w:t>
-      </w:r>
-      <w:proofErr w:type="spellEnd"/>
-      <w:r>
-        <w:rPr>
-          <w:rFonts w:ascii="Times New Roman" w:eastAsia="Times New Roman" w:hAnsi="Times New Roman" w:cs="Times New Roman"/>
-          <w:sz w:val="24"/>
-          <w:szCs w:val="24"/>
-        </w:rPr>
-        <w:t xml:space="preserve"> defining the container image.</w:t>
-      </w:r>
-    </w:p>
-    <w:p>
-      <w:pPr>
-        <w:spacing w:after="200" w:line="360" w:lineRule="auto"/>
-        <w:jc w:val="both"/>
-      </w:pPr>
-      <w:r>
-        <w:rPr>
-          <w:rFonts w:ascii="Times New Roman" w:eastAsia="Times New Roman" w:hAnsi="Times New Roman" w:cs="Times New Roman"/>
-          <w:sz w:val="24"/>
-          <w:szCs w:val="24"/>
-        </w:rPr>
-        <w:t xml:space="preserve">The base image used in the </w:t>
-      </w:r>
-      <w:proofErr w:type="spellStart"/>
-      <w:r>
-        <w:rPr>
-          <w:rFonts w:ascii="Times New Roman" w:eastAsia="Times New Roman" w:hAnsi="Times New Roman" w:cs="Times New Roman"/>
-          <w:sz w:val="24"/>
-          <w:szCs w:val="24"/>
-        </w:rPr>
-        <w:t>Dockerfile</w:t>
-      </w:r>
-      <w:proofErr w:type="spellEnd"/>
-      <w:r>
-        <w:rPr>
-          <w:rFonts w:ascii="Times New Roman" w:eastAsia="Times New Roman" w:hAnsi="Times New Roman" w:cs="Times New Roman"/>
-          <w:sz w:val="24"/>
-          <w:szCs w:val="24"/>
-        </w:rPr>
-        <w:t xml:space="preserve"> was python:3.11-slim, chosen for its small footprint. The </w:t>
-      </w:r>
-      <w:proofErr w:type="spellStart"/>
-      <w:r>
-        <w:rPr>
-          <w:rFonts w:ascii="Times New Roman" w:eastAsia="Times New Roman" w:hAnsi="Times New Roman" w:cs="Times New Roman"/>
-          <w:sz w:val="24"/>
-          <w:szCs w:val="24"/>
-        </w:rPr>
-        <w:t>Dockerfile</w:t>
-      </w:r>
-      <w:proofErr w:type="spellEnd"/>
-      <w:r>
-        <w:rPr>
-          <w:rFonts w:ascii="Times New Roman" w:eastAsia="Times New Roman" w:hAnsi="Times New Roman" w:cs="Times New Roman"/>
-          <w:sz w:val="24"/>
-          <w:szCs w:val="24"/>
-        </w:rPr>
-        <w:t xml:space="preserve"> copied the application files into the container, installed Flask via pip, exposed port 80, and defined the command to start the Flask server. The image was built locally using docker build, tested at localhost:80 in the browser, and then tagged and pushed to Docker Hub.</w:t>
-      </w:r>
-    </w:p>
-    <w:p>
-      <w:pPr>
-        <w:spacing w:after="200" w:line="360" w:lineRule="auto"/>
-        <w:jc w:val="both"/>
-      </w:pPr>
-      <w:r>
-        <w:rPr>
-          <w:rFonts w:ascii="Times New Roman" w:eastAsia="Times New Roman" w:hAnsi="Times New Roman" w:cs="Times New Roman"/>
-          <w:sz w:val="24"/>
-          <w:szCs w:val="24"/>
-        </w:rPr>
-        <w:lastRenderedPageBreak/>
-        <w:t>Docker Hub served as the container registry for storing and distributing the image. An alternative registry would have been Amazon ECR (Elastic Container Registry), which offers tighter AWS integration and IAM-based access control. However, Docker Hub was preferred for its simplicity and free tier. The container was deployed on the server using EC2 Instance Connect, with docker run commands specifying port mapping and a restart policy.</w:t>
-      </w:r>
-    </w:p>
-    <w:p>
-      <w:pPr>
-        <w:pStyle w:val="Heading2"/>
-        <w:spacing w:before="280"/>
-        <w:rPr>
-          <w:rFonts w:asciiTheme="majorBidi" w:hAnsiTheme="majorBidi"/>
-          <w:b/>
-          <w:bCs/>
-          <w:color w:val="000000" w:themeColor="text1"/>
-        </w:rPr>
-      </w:pPr>
-      <w:bookmarkStart w:id="6" w:name="_Toc234143600"/>
-      <w:r>
-        <w:rPr>
-          <w:rFonts w:asciiTheme="majorBidi" w:hAnsiTheme="majorBidi"/>
-          <w:b/>
-          <w:bCs/>
-          <w:color w:val="000000" w:themeColor="text1"/>
-        </w:rPr>
-        <w:t>2.4 CI/CD Pipeline Integration</w:t>
-      </w:r>
-      <w:bookmarkEnd w:id="6"/>
-    </w:p>
-    <w:p>
-      <w:pPr>
-        <w:spacing w:after="200" w:line="360" w:lineRule="auto"/>
-        <w:jc w:val="both"/>
-        <w:rPr>
-          <w:rFonts w:ascii="Times New Roman" w:eastAsia="Times New Roman" w:hAnsi="Times New Roman" w:cs="Times New Roman"/>
-          <w:sz w:val="24"/>
-          <w:szCs w:val="24"/>
-        </w:rPr>
-      </w:pPr>
-      <w:r>
-        <w:rPr>
-          <w:rFonts w:ascii="Times New Roman" w:eastAsia="Times New Roman" w:hAnsi="Times New Roman" w:cs="Times New Roman"/>
-          <w:sz w:val="24"/>
-          <w:szCs w:val="24"/>
-        </w:rPr>
-        <w:t>The fourth phase was about setting up a CI/CD pipeline that would automatically build and push the Docker image every time I pushed code to GitHub. I went with GitHub Actions for this, mainly because it's built directly into GitHub, uses YAML for configuration, and has a generous free tier for public repositories (GitHub, 2024).</w:t>
-      </w:r>
-    </w:p>
-    <w:p>
-      <w:pPr>
-        <w:spacing w:after="200" w:line="360" w:lineRule="auto"/>
-        <w:jc w:val="both"/>
-        <w:rPr>
-          <w:rFonts w:ascii="Times New Roman" w:eastAsia="Times New Roman" w:hAnsi="Times New Roman" w:cs="Times New Roman"/>
-          <w:sz w:val="24"/>
-          <w:szCs w:val="24"/>
-        </w:rPr>
-      </w:pPr>
-      <w:r>
-        <w:rPr>
-          <w:rFonts w:ascii="Times New Roman" w:eastAsia="Times New Roman" w:hAnsi="Times New Roman" w:cs="Times New Roman"/>
-          <w:sz w:val="24"/>
-          <w:szCs w:val="24"/>
-        </w:rPr>
-        <w:t xml:space="preserve">I created a workflow file called </w:t>
-      </w:r>
-      <w:proofErr w:type="spellStart"/>
-      <w:r>
-        <w:rPr>
-          <w:rFonts w:ascii="Times New Roman" w:eastAsia="Times New Roman" w:hAnsi="Times New Roman" w:cs="Times New Roman"/>
-          <w:sz w:val="24"/>
-          <w:szCs w:val="24"/>
-        </w:rPr>
-        <w:t>deploy.yml</w:t>
-      </w:r>
-      <w:proofErr w:type="spellEnd"/>
-      <w:r>
-        <w:rPr>
-          <w:rFonts w:ascii="Times New Roman" w:eastAsia="Times New Roman" w:hAnsi="Times New Roman" w:cs="Times New Roman"/>
-          <w:sz w:val="24"/>
-          <w:szCs w:val="24"/>
-        </w:rPr>
-        <w:t xml:space="preserve"> inside </w:t>
-      </w:r>
-      <w:proofErr w:type="gramStart"/>
-      <w:r>
-        <w:rPr>
-          <w:rFonts w:ascii="Times New Roman" w:eastAsia="Times New Roman" w:hAnsi="Times New Roman" w:cs="Times New Roman"/>
-          <w:sz w:val="24"/>
-          <w:szCs w:val="24"/>
-        </w:rPr>
-        <w:t>the .</w:t>
-      </w:r>
-      <w:proofErr w:type="spellStart"/>
-      <w:r>
-        <w:rPr>
-          <w:rFonts w:ascii="Times New Roman" w:eastAsia="Times New Roman" w:hAnsi="Times New Roman" w:cs="Times New Roman"/>
-          <w:sz w:val="24"/>
-          <w:szCs w:val="24"/>
-        </w:rPr>
-        <w:t>github</w:t>
-      </w:r>
-      <w:proofErr w:type="spellEnd"/>
-      <w:proofErr w:type="gramEnd"/>
-      <w:r>
-        <w:rPr>
-          <w:rFonts w:ascii="Times New Roman" w:eastAsia="Times New Roman" w:hAnsi="Times New Roman" w:cs="Times New Roman"/>
-          <w:sz w:val="24"/>
-          <w:szCs w:val="24"/>
-        </w:rPr>
-        <w:t>/workflows folder. The pipeline was set up to run automatically on every push to the main branch, and it had three main steps: checking out the repository code, logging into Docker Hub using stored secrets, and then building and pushing the Docker image with the docker/build-push-action. I set my Docker Hub username and access token as repository secrets so the credentials wouldn't be exposed anywhere in the codebase.</w:t>
-      </w:r>
-    </w:p>
-    <w:p>
-      <w:pPr>
-        <w:spacing w:after="200" w:line="360" w:lineRule="auto"/>
-        <w:jc w:val="both"/>
-      </w:pPr>
-      <w:r>
-        <w:rPr>
-          <w:rFonts w:ascii="Times New Roman" w:eastAsia="Times New Roman" w:hAnsi="Times New Roman" w:cs="Times New Roman"/>
-          <w:sz w:val="24"/>
-          <w:szCs w:val="24"/>
-        </w:rPr>
-        <w:t>The pipeline ran successfully in about 30-40 seconds each time, confirming that the Docker image was being built and pushed to Docker Hub automatically with every commit. I did consider a couple of alternatives — Azure DevOps Pipelines offers more advanced features aimed at enterprise use, and Jenkins was another option, but it needs self-hosted infrastructure and more setup work. Given the scale of this project, GitHub Actions was simply the most practical choice.</w:t>
-      </w:r>
-    </w:p>
-    <w:p>
-      <w:pPr>
-        <w:pStyle w:val="Heading2"/>
-        <w:spacing w:before="280"/>
-        <w:rPr>
-          <w:rFonts w:asciiTheme="majorBidi" w:hAnsiTheme="majorBidi"/>
-          <w:b/>
-          <w:bCs/>
-          <w:color w:val="000000" w:themeColor="text1"/>
-        </w:rPr>
-      </w:pPr>
-      <w:bookmarkStart w:id="7" w:name="_Toc234143601"/>
-      <w:r>
-        <w:rPr>
-          <w:rFonts w:asciiTheme="majorBidi" w:hAnsiTheme="majorBidi"/>
-          <w:b/>
-          <w:bCs/>
-          <w:color w:val="000000" w:themeColor="text1"/>
-        </w:rPr>
-        <w:t>2.5 Final Deployment and Architecture</w:t>
-      </w:r>
-      <w:bookmarkEnd w:id="7"/>
-    </w:p>
-    <w:p>
-      <w:pPr>
         <w:spacing w:line="360" w:lineRule="auto"/>
         <w:jc w:val="both"/>
         <w:rPr>
@@ -3126,192 +3459,15 @@
       <w:r>
         <w:rPr>
           <w:rFonts w:asciiTheme="majorBidi" w:hAnsiTheme="majorBidi" w:cstheme="majorBidi"/>
-          <w:sz w:val="24"/>
-          <w:szCs w:val="24"/>
-        </w:rPr>
-        <w:t>The final phase was checking that everything actually worked end to end. Once the container was up and running on the EC2 server, I opened the web app in a browser using the server's public IP address. The page loaded properly and showed the group details, which confirmed that the whole deployment pipeline was working as intended.</w:t>
-      </w:r>
-    </w:p>
-    <w:p>
-      <w:pPr>
-        <w:spacing w:line="360" w:lineRule="auto"/>
-        <w:jc w:val="both"/>
-        <w:rPr>
-          <w:rFonts w:asciiTheme="majorBidi" w:hAnsiTheme="majorBidi" w:cstheme="majorBidi"/>
-          <w:sz w:val="24"/>
-          <w:szCs w:val="24"/>
-        </w:rPr>
-      </w:pPr>
-      <w:r>
-        <w:rPr>
-          <w:rFonts w:asciiTheme="majorBidi" w:hAnsiTheme="majorBidi" w:cstheme="majorBidi"/>
-          <w:sz w:val="24"/>
-          <w:szCs w:val="24"/>
-        </w:rPr>
-        <w:t xml:space="preserve">Looking at the final setup, it follows a fairly standard modern DevOps workflow. I write code locally in VS Code and push it to GitHub using Git. Every push automatically triggers the GitHub Actions pipeline, which builds the Docker image and pushes it to Docker Hub. The EC2 instance, which Terraform provisioned in the eu-west-1 region, runs Docker and pulls down the latest image. </w:t>
-      </w:r>
-      <w:r>
-        <w:rPr>
-          <w:rFonts w:asciiTheme="majorBidi" w:hAnsiTheme="majorBidi" w:cstheme="majorBidi"/>
-          <w:sz w:val="24"/>
-          <w:szCs w:val="24"/>
-        </w:rPr>
-        <w:lastRenderedPageBreak/>
-        <w:t>The container then runs the Flask app on port 80, making it publicly accessible through the server's IP address. The security group works as a firewall here too, only allowing traffic through ports 22 and 80.</w:t>
-      </w:r>
-    </w:p>
-    <w:p>
-      <w:pPr>
-        <w:pStyle w:val="Heading1"/>
-        <w:rPr>
-          <w:rFonts w:asciiTheme="majorBidi" w:hAnsiTheme="majorBidi"/>
-          <w:b/>
-          <w:bCs/>
-          <w:color w:val="000000" w:themeColor="text1"/>
-        </w:rPr>
-      </w:pPr>
-      <w:bookmarkStart w:id="8" w:name="_Toc234143602"/>
-      <w:r>
-        <w:rPr>
-          <w:rFonts w:asciiTheme="majorBidi" w:hAnsiTheme="majorBidi"/>
-          <w:b/>
-          <w:bCs/>
-          <w:color w:val="000000" w:themeColor="text1"/>
-        </w:rPr>
-        <w:t>3. Challenges and Solutions</w:t>
-      </w:r>
-      <w:bookmarkEnd w:id="8"/>
-    </w:p>
-    <w:p>
-      <w:pPr>
-        <w:spacing w:after="200" w:line="360" w:lineRule="auto"/>
-        <w:jc w:val="both"/>
-      </w:pPr>
-      <w:r>
-        <w:rPr>
-          <w:rFonts w:ascii="Times New Roman" w:eastAsia="Times New Roman" w:hAnsi="Times New Roman" w:cs="Times New Roman"/>
-          <w:sz w:val="24"/>
-          <w:szCs w:val="24"/>
-        </w:rPr>
-        <w:t xml:space="preserve">Several challenges </w:t>
-      </w:r>
-      <w:r>
-        <w:rPr>
-          <w:rFonts w:ascii="Times New Roman" w:eastAsia="Times New Roman" w:hAnsi="Times New Roman" w:cs="Times New Roman"/>
-          <w:sz w:val="24"/>
-          <w:szCs w:val="24"/>
-        </w:rPr>
-        <w:t>were faced</w:t>
-      </w:r>
-      <w:r>
-        <w:rPr>
-          <w:rFonts w:ascii="Times New Roman" w:eastAsia="Times New Roman" w:hAnsi="Times New Roman" w:cs="Times New Roman"/>
-          <w:sz w:val="24"/>
-          <w:szCs w:val="24"/>
-        </w:rPr>
-        <w:t xml:space="preserve"> during the implementation of this project.</w:t>
-      </w:r>
-    </w:p>
-    <w:p>
-      <w:pPr>
-        <w:pStyle w:val="Heading2"/>
-        <w:spacing w:before="280"/>
-        <w:rPr>
-          <w:rFonts w:asciiTheme="majorBidi" w:hAnsiTheme="majorBidi"/>
-          <w:b/>
-          <w:bCs/>
-          <w:color w:val="000000" w:themeColor="text1"/>
-        </w:rPr>
-      </w:pPr>
-      <w:bookmarkStart w:id="9" w:name="_Toc234143603"/>
-      <w:r>
-        <w:rPr>
-          <w:rFonts w:asciiTheme="majorBidi" w:hAnsiTheme="majorBidi"/>
-          <w:b/>
-          <w:bCs/>
-          <w:color w:val="000000" w:themeColor="text1"/>
-        </w:rPr>
-        <w:t>3.1 Ansible Incompatibility with Windows</w:t>
-      </w:r>
-      <w:bookmarkEnd w:id="9"/>
-    </w:p>
-    <w:p>
-      <w:pPr>
-        <w:spacing w:line="360" w:lineRule="auto"/>
-        <w:jc w:val="both"/>
-        <w:rPr>
-          <w:rFonts w:asciiTheme="majorBidi" w:hAnsiTheme="majorBidi" w:cstheme="majorBidi"/>
-          <w:sz w:val="24"/>
-          <w:szCs w:val="24"/>
-        </w:rPr>
-      </w:pPr>
-      <w:r>
-        <w:rPr>
-          <w:rFonts w:asciiTheme="majorBidi" w:hAnsiTheme="majorBidi" w:cstheme="majorBidi"/>
-          <w:sz w:val="24"/>
-          <w:szCs w:val="24"/>
-        </w:rPr>
-        <w:t xml:space="preserve">The biggest and first challenge I faced was installing an ansible. Ansible works on MacOS and Linux only. But I wanted to do it directly on my windows, so I replaced Ansible with </w:t>
-      </w:r>
-      <w:proofErr w:type="spellStart"/>
-      <w:r>
-        <w:rPr>
-          <w:rFonts w:asciiTheme="majorBidi" w:hAnsiTheme="majorBidi" w:cstheme="majorBidi"/>
-          <w:sz w:val="24"/>
-          <w:szCs w:val="24"/>
-        </w:rPr>
-        <w:t>Terraform’s</w:t>
-      </w:r>
-      <w:proofErr w:type="spellEnd"/>
-      <w:r>
-        <w:rPr>
-          <w:rFonts w:asciiTheme="majorBidi" w:hAnsiTheme="majorBidi" w:cstheme="majorBidi"/>
-          <w:sz w:val="24"/>
-          <w:szCs w:val="24"/>
-        </w:rPr>
-        <w:t xml:space="preserve"> </w:t>
-      </w:r>
-      <w:proofErr w:type="spellStart"/>
-      <w:r>
-        <w:rPr>
-          <w:rFonts w:asciiTheme="majorBidi" w:hAnsiTheme="majorBidi" w:cstheme="majorBidi"/>
-          <w:sz w:val="24"/>
-          <w:szCs w:val="24"/>
-        </w:rPr>
-        <w:t>user_data</w:t>
-      </w:r>
-      <w:proofErr w:type="spellEnd"/>
-      <w:r>
-        <w:rPr>
-          <w:rFonts w:asciiTheme="majorBidi" w:hAnsiTheme="majorBidi" w:cstheme="majorBidi"/>
-          <w:sz w:val="24"/>
-          <w:szCs w:val="24"/>
-        </w:rPr>
-        <w:t xml:space="preserve"> feature, which gave me the same result by automating the server setup at boot time.</w:t>
-      </w:r>
-    </w:p>
-    <w:p>
-      <w:pPr>
-        <w:spacing w:line="360" w:lineRule="auto"/>
-        <w:jc w:val="both"/>
-        <w:rPr>
-          <w:rFonts w:asciiTheme="majorBidi" w:hAnsiTheme="majorBidi" w:cstheme="majorBidi"/>
-          <w:sz w:val="24"/>
-          <w:szCs w:val="24"/>
-        </w:rPr>
-      </w:pPr>
-      <w:r>
-        <w:rPr>
-          <w:rFonts w:asciiTheme="majorBidi" w:hAnsiTheme="majorBidi" w:cstheme="majorBidi"/>
           <w:noProof/>
           <w:sz w:val="24"/>
           <w:szCs w:val="24"/>
         </w:rPr>
         <w:drawing>
-          <wp:inline distT="0" distB="0" distL="0" distR="0" wp14:anchorId="64E2F1A3" wp14:editId="77F9CDCE">
-            <wp:extent cx="5943600" cy="3138805"/>
-            <wp:effectExtent l="0" t="0" r="0" b="4445"/>
-            <wp:docPr id="1" name="Picture 1"/>
+          <wp:inline distT="0" distB="0" distL="0" distR="0" wp14:anchorId="1BE51A81" wp14:editId="258B99A1">
+            <wp:extent cx="5943600" cy="2781300"/>
+            <wp:effectExtent l="0" t="0" r="0" b="0"/>
+            <wp:docPr id="12" name="Picture 12"/>
             <wp:cNvGraphicFramePr>
               <a:graphicFrameLocks xmlns:a="http://schemas.openxmlformats.org/drawingml/2006/main" noChangeAspect="1"/>
             </wp:cNvGraphicFramePr>
@@ -3319,11 +3475,11 @@
               <a:graphicData uri="http://schemas.openxmlformats.org/drawingml/2006/picture">
                 <pic:pic xmlns:pic="http://schemas.openxmlformats.org/drawingml/2006/picture">
                   <pic:nvPicPr>
-                    <pic:cNvPr id="1" name="Picture 1"/>
+                    <pic:cNvPr id="12" name="Picture 12"/>
                     <pic:cNvPicPr/>
                   </pic:nvPicPr>
                   <pic:blipFill>
-                    <a:blip r:embed="rId6" cstate="print">
+                    <a:blip r:embed="rId11" cstate="print">
                       <a:extLst>
                         <a:ext uri="{28A0092B-C50C-407E-A947-70E740481C1C}">
                           <a14:useLocalDpi xmlns:a14="http://schemas.microsoft.com/office/drawing/2010/main" val="0"/>
@@ -3337,7 +3493,7 @@
                   <pic:spPr>
                     <a:xfrm>
                       <a:off x="0" y="0"/>
-                      <a:ext cx="5943600" cy="3138805"/>
+                      <a:ext cx="5943600" cy="2781300"/>
                     </a:xfrm>
                     <a:prstGeom prst="rect">
                       <a:avLst/>
@@ -3352,6 +3508,17 @@
     </w:p>
     <w:p>
       <w:pPr>
+        <w:spacing w:line="360" w:lineRule="auto"/>
+        <w:jc w:val="both"/>
+        <w:rPr>
+          <w:rFonts w:asciiTheme="majorBidi" w:hAnsiTheme="majorBidi" w:cstheme="majorBidi"/>
+          <w:sz w:val="24"/>
+          <w:szCs w:val="24"/>
+        </w:rPr>
+      </w:pPr>
+    </w:p>
+    <w:p>
+      <w:pPr>
         <w:pStyle w:val="Heading2"/>
         <w:spacing w:before="280"/>
         <w:rPr>
@@ -3361,7 +3528,7 @@
           <w:color w:val="000000" w:themeColor="text1"/>
         </w:rPr>
       </w:pPr>
-      <w:bookmarkStart w:id="10" w:name="_Toc234143604"/>
+      <w:bookmarkStart w:id="7" w:name="_Toc234229053"/>
       <w:r>
         <w:rPr>
           <w:rFonts w:asciiTheme="majorBidi" w:hAnsiTheme="majorBidi"/>
@@ -3369,27 +3536,28 @@
           <w:bCs/>
           <w:color w:val="000000" w:themeColor="text1"/>
         </w:rPr>
-        <w:t>3.2 SSH Key Authentication Failure</w:t>
-      </w:r>
-      <w:bookmarkEnd w:id="10"/>
+        <w:lastRenderedPageBreak/>
+        <w:t>2.3 Docker Container Deployment</w:t>
+      </w:r>
+      <w:bookmarkEnd w:id="7"/>
+    </w:p>
+    <w:p>
+      <w:pPr>
+        <w:pStyle w:val="NoSpacing"/>
+      </w:pPr>
     </w:p>
     <w:p>
       <w:pPr>
         <w:spacing w:after="200" w:line="360" w:lineRule="auto"/>
         <w:jc w:val="both"/>
-        <w:rPr>
-          <w:rFonts w:ascii="Times New Roman" w:eastAsia="Times New Roman" w:hAnsi="Times New Roman" w:cs="Times New Roman"/>
-          <w:sz w:val="24"/>
-          <w:szCs w:val="24"/>
-        </w:rPr>
-      </w:pPr>
-      <w:r>
-        <w:rPr>
-          <w:rFonts w:ascii="Times New Roman" w:eastAsia="Times New Roman" w:hAnsi="Times New Roman" w:cs="Times New Roman"/>
-          <w:sz w:val="24"/>
-          <w:szCs w:val="24"/>
-        </w:rPr>
-        <w:t xml:space="preserve">A second challenge I faced was configuring the SSH key pair for server access. Multiple attempts to connect to the EC2 instance via SSH resulted in ‘Permission denied’ errors. This error occurs due to a mismatch between the key registered with AWS and private key available locally. This was resolved my updating the terraform configuration to reference new public key by updating it with a new RSA key pair using </w:t>
+      </w:pPr>
+      <w:r>
+        <w:rPr>
+          <w:rFonts w:ascii="Times New Roman" w:eastAsia="Times New Roman" w:hAnsi="Times New Roman" w:cs="Times New Roman"/>
+          <w:sz w:val="24"/>
+          <w:szCs w:val="24"/>
+        </w:rPr>
+        <w:t xml:space="preserve">The third phase involved </w:t>
       </w:r>
       <w:proofErr w:type="spellStart"/>
       <w:r>
@@ -3398,7 +3566,7 @@
           <w:sz w:val="24"/>
           <w:szCs w:val="24"/>
         </w:rPr>
-        <w:t>ssh</w:t>
+        <w:t>containerising</w:t>
       </w:r>
       <w:proofErr w:type="spellEnd"/>
       <w:r>
@@ -3407,19 +3575,1048 @@
           <w:sz w:val="24"/>
           <w:szCs w:val="24"/>
         </w:rPr>
-        <w:t>-keygen. The server then destroyed the old terraform and applied a new one.</w:t>
+        <w:t xml:space="preserve"> the sample web application and deploying it on the server. Docker was selected as the </w:t>
+      </w:r>
+      <w:proofErr w:type="spellStart"/>
+      <w:r>
+        <w:rPr>
+          <w:rFonts w:ascii="Times New Roman" w:eastAsia="Times New Roman" w:hAnsi="Times New Roman" w:cs="Times New Roman"/>
+          <w:sz w:val="24"/>
+          <w:szCs w:val="24"/>
+        </w:rPr>
+        <w:t>containerisation</w:t>
+      </w:r>
+      <w:proofErr w:type="spellEnd"/>
+      <w:r>
+        <w:rPr>
+          <w:rFonts w:ascii="Times New Roman" w:eastAsia="Times New Roman" w:hAnsi="Times New Roman" w:cs="Times New Roman"/>
+          <w:sz w:val="24"/>
+          <w:szCs w:val="24"/>
+        </w:rPr>
+        <w:t xml:space="preserve"> platform due to its widespread adoption, portability, and ability to create isolated and reproducible application environments (Docker Inc., 2024).</w:t>
+      </w:r>
+    </w:p>
+    <w:p>
+      <w:pPr>
+        <w:spacing w:after="200" w:line="360" w:lineRule="auto"/>
+        <w:jc w:val="both"/>
+      </w:pPr>
+      <w:r>
+        <w:rPr>
+          <w:rFonts w:ascii="Times New Roman" w:eastAsia="Times New Roman" w:hAnsi="Times New Roman" w:cs="Times New Roman"/>
+          <w:sz w:val="24"/>
+          <w:szCs w:val="24"/>
+        </w:rPr>
+        <w:t xml:space="preserve">A simple web application was developed using Python Flask framework. The application serves an HTML page displaying the module code, group number, and member details including student IDs. Three files were created for the application: app.py containing the Flask application code, requirements.txt listing Flask as the only dependency, and a </w:t>
+      </w:r>
+      <w:proofErr w:type="spellStart"/>
+      <w:r>
+        <w:rPr>
+          <w:rFonts w:ascii="Times New Roman" w:eastAsia="Times New Roman" w:hAnsi="Times New Roman" w:cs="Times New Roman"/>
+          <w:sz w:val="24"/>
+          <w:szCs w:val="24"/>
+        </w:rPr>
+        <w:t>Dockerfile</w:t>
+      </w:r>
+      <w:proofErr w:type="spellEnd"/>
+      <w:r>
+        <w:rPr>
+          <w:rFonts w:ascii="Times New Roman" w:eastAsia="Times New Roman" w:hAnsi="Times New Roman" w:cs="Times New Roman"/>
+          <w:sz w:val="24"/>
+          <w:szCs w:val="24"/>
+        </w:rPr>
+        <w:t xml:space="preserve"> defining the container image.</w:t>
+      </w:r>
+    </w:p>
+    <w:p>
+      <w:pPr>
+        <w:spacing w:after="200" w:line="360" w:lineRule="auto"/>
+        <w:jc w:val="both"/>
+      </w:pPr>
+      <w:r>
+        <w:rPr>
+          <w:rFonts w:ascii="Times New Roman" w:eastAsia="Times New Roman" w:hAnsi="Times New Roman" w:cs="Times New Roman"/>
+          <w:sz w:val="24"/>
+          <w:szCs w:val="24"/>
+        </w:rPr>
+        <w:t xml:space="preserve">The base image used in the </w:t>
+      </w:r>
+      <w:proofErr w:type="spellStart"/>
+      <w:r>
+        <w:rPr>
+          <w:rFonts w:ascii="Times New Roman" w:eastAsia="Times New Roman" w:hAnsi="Times New Roman" w:cs="Times New Roman"/>
+          <w:sz w:val="24"/>
+          <w:szCs w:val="24"/>
+        </w:rPr>
+        <w:t>Dockerfile</w:t>
+      </w:r>
+      <w:proofErr w:type="spellEnd"/>
+      <w:r>
+        <w:rPr>
+          <w:rFonts w:ascii="Times New Roman" w:eastAsia="Times New Roman" w:hAnsi="Times New Roman" w:cs="Times New Roman"/>
+          <w:sz w:val="24"/>
+          <w:szCs w:val="24"/>
+        </w:rPr>
+        <w:t xml:space="preserve"> was python:3.11-slim, chosen for its small footprint. The </w:t>
+      </w:r>
+      <w:proofErr w:type="spellStart"/>
+      <w:r>
+        <w:rPr>
+          <w:rFonts w:ascii="Times New Roman" w:eastAsia="Times New Roman" w:hAnsi="Times New Roman" w:cs="Times New Roman"/>
+          <w:sz w:val="24"/>
+          <w:szCs w:val="24"/>
+        </w:rPr>
+        <w:t>Dockerfile</w:t>
+      </w:r>
+      <w:proofErr w:type="spellEnd"/>
+      <w:r>
+        <w:rPr>
+          <w:rFonts w:ascii="Times New Roman" w:eastAsia="Times New Roman" w:hAnsi="Times New Roman" w:cs="Times New Roman"/>
+          <w:sz w:val="24"/>
+          <w:szCs w:val="24"/>
+        </w:rPr>
+        <w:t xml:space="preserve"> copied the application files into the container, installed Flask via pip, exposed port 80, and defined the command to start the Flask server. The image was built locally using docker build, tested at localhost:80 in the browser, and then tagged and pushed to Docker Hub.</w:t>
+      </w:r>
+    </w:p>
+    <w:p>
+      <w:pPr>
+        <w:spacing w:after="200" w:line="360" w:lineRule="auto"/>
+        <w:jc w:val="both"/>
+        <w:rPr>
+          <w:rFonts w:ascii="Times New Roman" w:eastAsia="Times New Roman" w:hAnsi="Times New Roman" w:cs="Times New Roman"/>
+          <w:sz w:val="24"/>
+          <w:szCs w:val="24"/>
+        </w:rPr>
+      </w:pPr>
+      <w:r>
+        <w:rPr>
+          <w:rFonts w:ascii="Times New Roman" w:eastAsia="Times New Roman" w:hAnsi="Times New Roman" w:cs="Times New Roman"/>
+          <w:sz w:val="24"/>
+          <w:szCs w:val="24"/>
+        </w:rPr>
+        <w:t>Docker Hub served as the container registry for storing and distributing the image. An alternative registry would have been Amazon ECR (Elastic Container Registry), which offers tighter AWS integration and IAM-based access control. However, Docker Hub was preferred for its simplicity and free tier. The container was deployed on the server using EC2 Instance Connect, with docker run commands specifying port mapping and a restart policy.</w:t>
+      </w:r>
+    </w:p>
+    <w:p>
+      <w:pPr>
+        <w:spacing w:after="200" w:line="360" w:lineRule="auto"/>
+        <w:jc w:val="both"/>
+        <w:rPr>
+          <w:rFonts w:ascii="Times New Roman" w:eastAsia="Times New Roman" w:hAnsi="Times New Roman" w:cs="Times New Roman"/>
+          <w:sz w:val="24"/>
+          <w:szCs w:val="24"/>
+        </w:rPr>
+      </w:pPr>
+      <w:r>
+        <w:rPr>
+          <w:rFonts w:ascii="Times New Roman" w:eastAsia="Times New Roman" w:hAnsi="Times New Roman" w:cs="Times New Roman"/>
+          <w:noProof/>
+          <w:sz w:val="24"/>
+          <w:szCs w:val="24"/>
+        </w:rPr>
+        <w:drawing>
+          <wp:inline distT="0" distB="0" distL="0" distR="0" wp14:anchorId="3FF03F62" wp14:editId="5C067EA1">
+            <wp:extent cx="5943600" cy="2763520"/>
+            <wp:effectExtent l="0" t="0" r="0" b="0"/>
+            <wp:docPr id="10" name="Picture 10"/>
+            <wp:cNvGraphicFramePr>
+              <a:graphicFrameLocks xmlns:a="http://schemas.openxmlformats.org/drawingml/2006/main" noChangeAspect="1"/>
+            </wp:cNvGraphicFramePr>
+            <a:graphic xmlns:a="http://schemas.openxmlformats.org/drawingml/2006/main">
+              <a:graphicData uri="http://schemas.openxmlformats.org/drawingml/2006/picture">
+                <pic:pic xmlns:pic="http://schemas.openxmlformats.org/drawingml/2006/picture">
+                  <pic:nvPicPr>
+                    <pic:cNvPr id="10" name="Picture 10"/>
+                    <pic:cNvPicPr/>
+                  </pic:nvPicPr>
+                  <pic:blipFill>
+                    <a:blip r:embed="rId12" cstate="print">
+                      <a:extLst>
+                        <a:ext uri="{28A0092B-C50C-407E-A947-70E740481C1C}">
+                          <a14:useLocalDpi xmlns:a14="http://schemas.microsoft.com/office/drawing/2010/main" val="0"/>
+                        </a:ext>
+                      </a:extLst>
+                    </a:blip>
+                    <a:stretch>
+                      <a:fillRect/>
+                    </a:stretch>
+                  </pic:blipFill>
+                  <pic:spPr>
+                    <a:xfrm>
+                      <a:off x="0" y="0"/>
+                      <a:ext cx="5943600" cy="2763520"/>
+                    </a:xfrm>
+                    <a:prstGeom prst="rect">
+                      <a:avLst/>
+                    </a:prstGeom>
+                  </pic:spPr>
+                </pic:pic>
+              </a:graphicData>
+            </a:graphic>
+          </wp:inline>
+        </w:drawing>
+      </w:r>
+    </w:p>
+    <w:p>
+      <w:pPr>
+        <w:spacing w:after="200" w:line="360" w:lineRule="auto"/>
+        <w:jc w:val="both"/>
+      </w:pPr>
+    </w:p>
+    <w:p>
+      <w:pPr>
+        <w:pStyle w:val="Heading2"/>
+        <w:spacing w:before="280"/>
+        <w:rPr>
+          <w:rFonts w:asciiTheme="majorBidi" w:hAnsiTheme="majorBidi"/>
+          <w:b/>
+          <w:bCs/>
+          <w:color w:val="000000" w:themeColor="text1"/>
+        </w:rPr>
+      </w:pPr>
+      <w:bookmarkStart w:id="8" w:name="_Toc234229054"/>
+      <w:r>
+        <w:rPr>
+          <w:rFonts w:asciiTheme="majorBidi" w:hAnsiTheme="majorBidi"/>
+          <w:b/>
+          <w:bCs/>
+          <w:color w:val="000000" w:themeColor="text1"/>
+        </w:rPr>
+        <w:t>2.4 CI/CD Pipeline Integration</w:t>
+      </w:r>
+      <w:bookmarkEnd w:id="8"/>
+    </w:p>
+    <w:p>
+      <w:pPr>
+        <w:pStyle w:val="NoSpacing"/>
+      </w:pPr>
+    </w:p>
+    <w:p>
+      <w:pPr>
+        <w:spacing w:after="200" w:line="360" w:lineRule="auto"/>
+        <w:jc w:val="both"/>
+        <w:rPr>
+          <w:rFonts w:ascii="Times New Roman" w:eastAsia="Times New Roman" w:hAnsi="Times New Roman" w:cs="Times New Roman"/>
+          <w:sz w:val="24"/>
+          <w:szCs w:val="24"/>
+        </w:rPr>
+      </w:pPr>
+      <w:r>
+        <w:rPr>
+          <w:rFonts w:ascii="Times New Roman" w:eastAsia="Times New Roman" w:hAnsi="Times New Roman" w:cs="Times New Roman"/>
+          <w:sz w:val="24"/>
+          <w:szCs w:val="24"/>
+        </w:rPr>
+        <w:t xml:space="preserve">To automatically build and push the Docker image every time I push code to GitHub a CI/CD pipeline was setup. To set it up, I went to GitHub Actions and uses YAML for configuration. </w:t>
+      </w:r>
+    </w:p>
+    <w:p>
+      <w:pPr>
+        <w:spacing w:after="200" w:line="360" w:lineRule="auto"/>
+        <w:jc w:val="both"/>
+        <w:rPr>
+          <w:rFonts w:ascii="Times New Roman" w:eastAsia="Times New Roman" w:hAnsi="Times New Roman" w:cs="Times New Roman"/>
+          <w:sz w:val="24"/>
+          <w:szCs w:val="24"/>
+        </w:rPr>
+      </w:pPr>
+      <w:r>
+        <w:rPr>
+          <w:rFonts w:ascii="Times New Roman" w:eastAsia="Times New Roman" w:hAnsi="Times New Roman" w:cs="Times New Roman"/>
+          <w:sz w:val="24"/>
+          <w:szCs w:val="24"/>
+        </w:rPr>
+        <w:t xml:space="preserve">Inside </w:t>
+      </w:r>
+      <w:proofErr w:type="gramStart"/>
+      <w:r>
+        <w:rPr>
+          <w:rFonts w:ascii="Times New Roman" w:eastAsia="Times New Roman" w:hAnsi="Times New Roman" w:cs="Times New Roman"/>
+          <w:sz w:val="24"/>
+          <w:szCs w:val="24"/>
+        </w:rPr>
+        <w:t>the</w:t>
+      </w:r>
+      <w:r>
+        <w:rPr>
+          <w:rFonts w:ascii="Times New Roman" w:eastAsia="Times New Roman" w:hAnsi="Times New Roman" w:cs="Times New Roman"/>
+          <w:sz w:val="24"/>
+          <w:szCs w:val="24"/>
+        </w:rPr>
+        <w:t xml:space="preserve"> </w:t>
+      </w:r>
+      <w:r>
+        <w:rPr>
+          <w:rFonts w:ascii="Times New Roman" w:eastAsia="Times New Roman" w:hAnsi="Times New Roman" w:cs="Times New Roman"/>
+          <w:sz w:val="24"/>
+          <w:szCs w:val="24"/>
+        </w:rPr>
+        <w:t>.</w:t>
+      </w:r>
+      <w:proofErr w:type="spellStart"/>
+      <w:r>
+        <w:rPr>
+          <w:rFonts w:ascii="Times New Roman" w:eastAsia="Times New Roman" w:hAnsi="Times New Roman" w:cs="Times New Roman"/>
+          <w:sz w:val="24"/>
+          <w:szCs w:val="24"/>
+        </w:rPr>
+        <w:t>github</w:t>
+      </w:r>
+      <w:proofErr w:type="spellEnd"/>
+      <w:proofErr w:type="gramEnd"/>
+      <w:r>
+        <w:rPr>
+          <w:rFonts w:ascii="Times New Roman" w:eastAsia="Times New Roman" w:hAnsi="Times New Roman" w:cs="Times New Roman"/>
+          <w:sz w:val="24"/>
+          <w:szCs w:val="24"/>
+        </w:rPr>
+        <w:t xml:space="preserve">/workflows </w:t>
+      </w:r>
+      <w:r>
+        <w:rPr>
+          <w:rFonts w:ascii="Times New Roman" w:eastAsia="Times New Roman" w:hAnsi="Times New Roman" w:cs="Times New Roman"/>
+          <w:sz w:val="24"/>
+          <w:szCs w:val="24"/>
+        </w:rPr>
+        <w:t>folder</w:t>
+      </w:r>
+      <w:r>
+        <w:rPr>
+          <w:rFonts w:ascii="Times New Roman" w:eastAsia="Times New Roman" w:hAnsi="Times New Roman" w:cs="Times New Roman"/>
+          <w:sz w:val="24"/>
+          <w:szCs w:val="24"/>
+        </w:rPr>
+        <w:t xml:space="preserve"> I created a workflow file. To automatically run on every push to main branch the pipeline was set up, and it had three main steps; checking the repository code, logging into Docker Hub using stores secrets, and building and pushing the Docker image with the docker/build-push-action. I set my Docker Hub username and access token as repository secrets so the credentials would not be exposed anywhere in the codebase.</w:t>
+      </w:r>
+    </w:p>
+    <w:p>
+      <w:pPr>
+        <w:spacing w:after="200" w:line="360" w:lineRule="auto"/>
+        <w:jc w:val="both"/>
+        <w:rPr>
+          <w:rFonts w:ascii="Times New Roman" w:eastAsia="Times New Roman" w:hAnsi="Times New Roman" w:cs="Times New Roman"/>
+          <w:sz w:val="24"/>
+          <w:szCs w:val="24"/>
+        </w:rPr>
+      </w:pPr>
+      <w:r>
+        <w:rPr>
+          <w:rFonts w:ascii="Times New Roman" w:eastAsia="Times New Roman" w:hAnsi="Times New Roman" w:cs="Times New Roman"/>
+          <w:sz w:val="24"/>
+          <w:szCs w:val="24"/>
+        </w:rPr>
+        <w:t>The pipeline ran successfully in about 30-40 seconds each time, which confirms that the Docker image was being built and pushed to Docker Hub automatically with every commit</w:t>
+      </w:r>
+      <w:r>
+        <w:rPr>
+          <w:rFonts w:ascii="Times New Roman" w:eastAsia="Times New Roman" w:hAnsi="Times New Roman" w:cs="Times New Roman"/>
+          <w:sz w:val="24"/>
+          <w:szCs w:val="24"/>
+        </w:rPr>
+        <w:t>.</w:t>
       </w:r>
     </w:p>
     <w:p>
       <w:pPr>
         <w:spacing w:after="200" w:line="360" w:lineRule="auto"/>
         <w:jc w:val="center"/>
-      </w:pPr>
-      <w:r>
-        <w:rPr>
+        <w:rPr>
+          <w:rFonts w:ascii="Times New Roman" w:eastAsia="Times New Roman" w:hAnsi="Times New Roman" w:cs="Times New Roman"/>
+          <w:sz w:val="24"/>
+          <w:szCs w:val="24"/>
+        </w:rPr>
+      </w:pPr>
+      <w:r>
+        <w:rPr>
+          <w:rFonts w:ascii="Times New Roman" w:eastAsia="Times New Roman" w:hAnsi="Times New Roman" w:cs="Times New Roman"/>
           <w:noProof/>
+          <w:sz w:val="24"/>
+          <w:szCs w:val="24"/>
+        </w:rPr>
+        <w:drawing>
+          <wp:inline distT="0" distB="0" distL="0" distR="0" wp14:anchorId="65151D9E" wp14:editId="53BAC72B">
+            <wp:extent cx="5943600" cy="2501900"/>
+            <wp:effectExtent l="0" t="0" r="0" b="0"/>
+            <wp:docPr id="8" name="Picture 8"/>
+            <wp:cNvGraphicFramePr>
+              <a:graphicFrameLocks xmlns:a="http://schemas.openxmlformats.org/drawingml/2006/main" noChangeAspect="1"/>
+            </wp:cNvGraphicFramePr>
+            <a:graphic xmlns:a="http://schemas.openxmlformats.org/drawingml/2006/main">
+              <a:graphicData uri="http://schemas.openxmlformats.org/drawingml/2006/picture">
+                <pic:pic xmlns:pic="http://schemas.openxmlformats.org/drawingml/2006/picture">
+                  <pic:nvPicPr>
+                    <pic:cNvPr id="8" name="Picture 8"/>
+                    <pic:cNvPicPr/>
+                  </pic:nvPicPr>
+                  <pic:blipFill>
+                    <a:blip r:embed="rId13" cstate="print">
+                      <a:extLst>
+                        <a:ext uri="{28A0092B-C50C-407E-A947-70E740481C1C}">
+                          <a14:useLocalDpi xmlns:a14="http://schemas.microsoft.com/office/drawing/2010/main" val="0"/>
+                        </a:ext>
+                      </a:extLst>
+                    </a:blip>
+                    <a:stretch>
+                      <a:fillRect/>
+                    </a:stretch>
+                  </pic:blipFill>
+                  <pic:spPr>
+                    <a:xfrm>
+                      <a:off x="0" y="0"/>
+                      <a:ext cx="5943600" cy="2501900"/>
+                    </a:xfrm>
+                    <a:prstGeom prst="rect">
+                      <a:avLst/>
+                    </a:prstGeom>
+                  </pic:spPr>
+                </pic:pic>
+              </a:graphicData>
+            </a:graphic>
+          </wp:inline>
+        </w:drawing>
+      </w:r>
+    </w:p>
+    <w:p>
+      <w:pPr>
+        <w:pStyle w:val="Heading2"/>
+        <w:spacing w:before="280"/>
+        <w:rPr>
+          <w:rFonts w:asciiTheme="majorBidi" w:hAnsiTheme="majorBidi"/>
+          <w:b/>
+          <w:bCs/>
+          <w:color w:val="000000" w:themeColor="text1"/>
+        </w:rPr>
+      </w:pPr>
+      <w:bookmarkStart w:id="9" w:name="_Toc234229055"/>
+      <w:r>
+        <w:rPr>
+          <w:rFonts w:asciiTheme="majorBidi" w:hAnsiTheme="majorBidi"/>
+          <w:b/>
+          <w:bCs/>
+          <w:color w:val="000000" w:themeColor="text1"/>
+        </w:rPr>
+        <w:t>2.5 Final Deployment and Architecture</w:t>
+      </w:r>
+      <w:bookmarkEnd w:id="9"/>
+    </w:p>
+    <w:p>
+      <w:pPr>
+        <w:pStyle w:val="NoSpacing"/>
+      </w:pPr>
+    </w:p>
+    <w:p>
+      <w:pPr>
+        <w:spacing w:line="360" w:lineRule="auto"/>
+        <w:jc w:val="both"/>
+        <w:rPr>
+          <w:rFonts w:asciiTheme="majorBidi" w:hAnsiTheme="majorBidi" w:cstheme="majorBidi"/>
+          <w:sz w:val="24"/>
+          <w:szCs w:val="24"/>
+        </w:rPr>
+      </w:pPr>
+      <w:r>
+        <w:rPr>
+          <w:rFonts w:asciiTheme="majorBidi" w:hAnsiTheme="majorBidi" w:cstheme="majorBidi"/>
+          <w:sz w:val="24"/>
+          <w:szCs w:val="24"/>
+        </w:rPr>
+        <w:t>The final phase was to check everything works perfectly. I opened the web app in the browser using server’s public IP address when the container was up and running on EC2 server. The page was loaded perfectly and showing group details, which means the deployment of pipeline was working perfectly.</w:t>
+      </w:r>
+    </w:p>
+    <w:p>
+      <w:pPr>
+        <w:spacing w:line="360" w:lineRule="auto"/>
+        <w:jc w:val="both"/>
+        <w:rPr>
+          <w:rFonts w:asciiTheme="majorBidi" w:hAnsiTheme="majorBidi" w:cstheme="majorBidi"/>
+          <w:sz w:val="24"/>
+          <w:szCs w:val="24"/>
+        </w:rPr>
+      </w:pPr>
+      <w:r>
+        <w:rPr>
+          <w:rFonts w:asciiTheme="majorBidi" w:hAnsiTheme="majorBidi" w:cstheme="majorBidi"/>
+          <w:sz w:val="24"/>
+          <w:szCs w:val="24"/>
         </w:rPr>
         <w:lastRenderedPageBreak/>
+        <w:t>I write code locally in VS code and push it to the GitHub by using Git. Every push automatically triggers the GitHub Actions Pipeline, which builds the Docker image and pushes it to Docker Hub. The EC2 instance runs Docker and pulls down the latest image. The container runs the flask and make it publicly accessible by server’s IP address.</w:t>
+      </w:r>
+    </w:p>
+    <w:p>
+      <w:pPr>
+        <w:spacing w:line="360" w:lineRule="auto"/>
+        <w:jc w:val="center"/>
+        <w:rPr>
+          <w:rFonts w:asciiTheme="majorBidi" w:hAnsiTheme="majorBidi" w:cstheme="majorBidi"/>
+          <w:sz w:val="24"/>
+          <w:szCs w:val="24"/>
+        </w:rPr>
+      </w:pPr>
+      <w:r>
+        <w:rPr>
+          <w:rFonts w:asciiTheme="majorBidi" w:hAnsiTheme="majorBidi" w:cstheme="majorBidi"/>
+          <w:noProof/>
+          <w:sz w:val="24"/>
+          <w:szCs w:val="24"/>
+        </w:rPr>
+        <w:drawing>
+          <wp:inline distT="0" distB="0" distL="0" distR="0" wp14:anchorId="6399127A" wp14:editId="1C73A93E">
+            <wp:extent cx="4377280" cy="2561831"/>
+            <wp:effectExtent l="0" t="0" r="4445" b="0"/>
+            <wp:docPr id="3" name="Picture 3"/>
+            <wp:cNvGraphicFramePr>
+              <a:graphicFrameLocks xmlns:a="http://schemas.openxmlformats.org/drawingml/2006/main" noChangeAspect="1"/>
+            </wp:cNvGraphicFramePr>
+            <a:graphic xmlns:a="http://schemas.openxmlformats.org/drawingml/2006/main">
+              <a:graphicData uri="http://schemas.openxmlformats.org/drawingml/2006/picture">
+                <pic:pic xmlns:pic="http://schemas.openxmlformats.org/drawingml/2006/picture">
+                  <pic:nvPicPr>
+                    <pic:cNvPr id="3" name="Picture 3"/>
+                    <pic:cNvPicPr/>
+                  </pic:nvPicPr>
+                  <pic:blipFill>
+                    <a:blip r:embed="rId14" cstate="print">
+                      <a:extLst>
+                        <a:ext uri="{28A0092B-C50C-407E-A947-70E740481C1C}">
+                          <a14:useLocalDpi xmlns:a14="http://schemas.microsoft.com/office/drawing/2010/main" val="0"/>
+                        </a:ext>
+                      </a:extLst>
+                    </a:blip>
+                    <a:stretch>
+                      <a:fillRect/>
+                    </a:stretch>
+                  </pic:blipFill>
+                  <pic:spPr>
+                    <a:xfrm>
+                      <a:off x="0" y="0"/>
+                      <a:ext cx="4379761" cy="2563283"/>
+                    </a:xfrm>
+                    <a:prstGeom prst="rect">
+                      <a:avLst/>
+                    </a:prstGeom>
+                  </pic:spPr>
+                </pic:pic>
+              </a:graphicData>
+            </a:graphic>
+          </wp:inline>
+        </w:drawing>
+      </w:r>
+    </w:p>
+    <w:p>
+      <w:pPr>
+        <w:spacing w:line="360" w:lineRule="auto"/>
+        <w:jc w:val="center"/>
+        <w:rPr>
+          <w:rFonts w:asciiTheme="majorBidi" w:hAnsiTheme="majorBidi" w:cstheme="majorBidi"/>
+          <w:sz w:val="24"/>
+          <w:szCs w:val="24"/>
+        </w:rPr>
+      </w:pPr>
+    </w:p>
+    <w:p>
+      <w:pPr>
+        <w:spacing w:line="360" w:lineRule="auto"/>
+        <w:jc w:val="center"/>
+        <w:rPr>
+          <w:rFonts w:asciiTheme="majorBidi" w:hAnsiTheme="majorBidi" w:cstheme="majorBidi"/>
+          <w:sz w:val="24"/>
+          <w:szCs w:val="24"/>
+        </w:rPr>
+      </w:pPr>
+    </w:p>
+    <w:p>
+      <w:pPr>
+        <w:spacing w:line="360" w:lineRule="auto"/>
+        <w:jc w:val="center"/>
+        <w:rPr>
+          <w:rFonts w:asciiTheme="majorBidi" w:hAnsiTheme="majorBidi" w:cstheme="majorBidi"/>
+          <w:sz w:val="24"/>
+          <w:szCs w:val="24"/>
+        </w:rPr>
+      </w:pPr>
+    </w:p>
+    <w:p>
+      <w:pPr>
+        <w:spacing w:line="360" w:lineRule="auto"/>
+        <w:jc w:val="center"/>
+        <w:rPr>
+          <w:rFonts w:asciiTheme="majorBidi" w:hAnsiTheme="majorBidi" w:cstheme="majorBidi"/>
+          <w:sz w:val="24"/>
+          <w:szCs w:val="24"/>
+        </w:rPr>
+      </w:pPr>
+    </w:p>
+    <w:p>
+      <w:pPr>
+        <w:spacing w:line="360" w:lineRule="auto"/>
+        <w:jc w:val="center"/>
+        <w:rPr>
+          <w:rFonts w:asciiTheme="majorBidi" w:hAnsiTheme="majorBidi" w:cstheme="majorBidi"/>
+          <w:sz w:val="24"/>
+          <w:szCs w:val="24"/>
+        </w:rPr>
+      </w:pPr>
+    </w:p>
+    <w:p>
+      <w:pPr>
+        <w:spacing w:line="360" w:lineRule="auto"/>
+        <w:jc w:val="center"/>
+        <w:rPr>
+          <w:rFonts w:asciiTheme="majorBidi" w:hAnsiTheme="majorBidi" w:cstheme="majorBidi"/>
+          <w:sz w:val="24"/>
+          <w:szCs w:val="24"/>
+        </w:rPr>
+      </w:pPr>
+    </w:p>
+    <w:p>
+      <w:pPr>
+        <w:spacing w:line="360" w:lineRule="auto"/>
+        <w:jc w:val="center"/>
+        <w:rPr>
+          <w:rFonts w:asciiTheme="majorBidi" w:hAnsiTheme="majorBidi" w:cstheme="majorBidi"/>
+          <w:sz w:val="24"/>
+          <w:szCs w:val="24"/>
+        </w:rPr>
+      </w:pPr>
+    </w:p>
+    <w:p>
+      <w:pPr>
+        <w:spacing w:line="360" w:lineRule="auto"/>
+        <w:jc w:val="center"/>
+        <w:rPr>
+          <w:rFonts w:asciiTheme="majorBidi" w:hAnsiTheme="majorBidi" w:cstheme="majorBidi"/>
+          <w:sz w:val="24"/>
+          <w:szCs w:val="24"/>
+        </w:rPr>
+      </w:pPr>
+    </w:p>
+    <w:p>
+      <w:pPr>
+        <w:spacing w:line="360" w:lineRule="auto"/>
+        <w:jc w:val="center"/>
+        <w:rPr>
+          <w:rFonts w:asciiTheme="majorBidi" w:hAnsiTheme="majorBidi" w:cstheme="majorBidi"/>
+          <w:sz w:val="24"/>
+          <w:szCs w:val="24"/>
+        </w:rPr>
+      </w:pPr>
+    </w:p>
+    <w:p>
+      <w:pPr>
+        <w:spacing w:line="360" w:lineRule="auto"/>
+        <w:jc w:val="center"/>
+        <w:rPr>
+          <w:rFonts w:asciiTheme="majorBidi" w:hAnsiTheme="majorBidi" w:cstheme="majorBidi"/>
+          <w:sz w:val="24"/>
+          <w:szCs w:val="24"/>
+        </w:rPr>
+      </w:pPr>
+    </w:p>
+    <w:p>
+      <w:pPr>
+        <w:spacing w:line="360" w:lineRule="auto"/>
+        <w:jc w:val="center"/>
+        <w:rPr>
+          <w:rFonts w:asciiTheme="majorBidi" w:hAnsiTheme="majorBidi" w:cstheme="majorBidi"/>
+          <w:sz w:val="24"/>
+          <w:szCs w:val="24"/>
+        </w:rPr>
+      </w:pPr>
+    </w:p>
+    <w:p>
+      <w:pPr>
+        <w:pStyle w:val="Heading1"/>
+        <w:rPr>
+          <w:rFonts w:asciiTheme="majorBidi" w:hAnsiTheme="majorBidi"/>
+          <w:b/>
+          <w:bCs/>
+          <w:color w:val="000000" w:themeColor="text1"/>
+        </w:rPr>
+      </w:pPr>
+      <w:bookmarkStart w:id="10" w:name="_Toc234229056"/>
+      <w:r>
+        <w:rPr>
+          <w:rFonts w:asciiTheme="majorBidi" w:hAnsiTheme="majorBidi"/>
+          <w:b/>
+          <w:bCs/>
+          <w:color w:val="000000" w:themeColor="text1"/>
+        </w:rPr>
+        <w:lastRenderedPageBreak/>
+        <w:t xml:space="preserve">3. </w:t>
+      </w:r>
+      <w:r>
+        <w:rPr>
+          <w:rFonts w:asciiTheme="majorBidi" w:hAnsiTheme="majorBidi"/>
+          <w:b/>
+          <w:bCs/>
+          <w:color w:val="000000" w:themeColor="text1"/>
+        </w:rPr>
+        <w:t>Architecture Diagram</w:t>
+      </w:r>
+      <w:bookmarkEnd w:id="10"/>
+    </w:p>
+    <w:p>
+      <w:pPr>
+        <w:pStyle w:val="NoSpacing"/>
+      </w:pPr>
+    </w:p>
+    <w:p>
+      <w:r>
+        <w:rPr>
+          <w:noProof/>
+        </w:rPr>
+        <w:drawing>
+          <wp:inline distT="0" distB="0" distL="0" distR="0" wp14:anchorId="2F6D0121" wp14:editId="16677BE9">
+            <wp:extent cx="5943600" cy="4608195"/>
+            <wp:effectExtent l="0" t="0" r="0" b="1905"/>
+            <wp:docPr id="4" name="Picture 4"/>
+            <wp:cNvGraphicFramePr>
+              <a:graphicFrameLocks xmlns:a="http://schemas.openxmlformats.org/drawingml/2006/main" noChangeAspect="1"/>
+            </wp:cNvGraphicFramePr>
+            <a:graphic xmlns:a="http://schemas.openxmlformats.org/drawingml/2006/main">
+              <a:graphicData uri="http://schemas.openxmlformats.org/drawingml/2006/picture">
+                <pic:pic xmlns:pic="http://schemas.openxmlformats.org/drawingml/2006/picture">
+                  <pic:nvPicPr>
+                    <pic:cNvPr id="4" name="Picture 4"/>
+                    <pic:cNvPicPr/>
+                  </pic:nvPicPr>
+                  <pic:blipFill>
+                    <a:blip r:embed="rId15">
+                      <a:extLst>
+                        <a:ext uri="{28A0092B-C50C-407E-A947-70E740481C1C}">
+                          <a14:useLocalDpi xmlns:a14="http://schemas.microsoft.com/office/drawing/2010/main" val="0"/>
+                        </a:ext>
+                      </a:extLst>
+                    </a:blip>
+                    <a:stretch>
+                      <a:fillRect/>
+                    </a:stretch>
+                  </pic:blipFill>
+                  <pic:spPr>
+                    <a:xfrm>
+                      <a:off x="0" y="0"/>
+                      <a:ext cx="5943600" cy="4608195"/>
+                    </a:xfrm>
+                    <a:prstGeom prst="rect">
+                      <a:avLst/>
+                    </a:prstGeom>
+                  </pic:spPr>
+                </pic:pic>
+              </a:graphicData>
+            </a:graphic>
+          </wp:inline>
+        </w:drawing>
+      </w:r>
+    </w:p>
+    <w:p>
+      <w:pPr>
+        <w:pStyle w:val="Heading1"/>
+        <w:rPr>
+          <w:rFonts w:asciiTheme="majorBidi" w:hAnsiTheme="majorBidi"/>
+          <w:b/>
+          <w:bCs/>
+          <w:color w:val="000000" w:themeColor="text1"/>
+        </w:rPr>
+      </w:pPr>
+      <w:bookmarkStart w:id="11" w:name="_Toc234229057"/>
+      <w:r>
+        <w:rPr>
+          <w:rFonts w:asciiTheme="majorBidi" w:hAnsiTheme="majorBidi"/>
+          <w:b/>
+          <w:bCs/>
+          <w:color w:val="000000" w:themeColor="text1"/>
+        </w:rPr>
+        <w:t>4</w:t>
+      </w:r>
+      <w:r>
+        <w:rPr>
+          <w:rFonts w:asciiTheme="majorBidi" w:hAnsiTheme="majorBidi"/>
+          <w:b/>
+          <w:bCs/>
+          <w:color w:val="000000" w:themeColor="text1"/>
+        </w:rPr>
+        <w:t>. Challenges and Solutions</w:t>
+      </w:r>
+      <w:bookmarkEnd w:id="11"/>
+    </w:p>
+    <w:p>
+      <w:pPr>
+        <w:spacing w:after="200" w:line="360" w:lineRule="auto"/>
+        <w:jc w:val="both"/>
+      </w:pPr>
+      <w:r>
+        <w:rPr>
+          <w:rFonts w:ascii="Times New Roman" w:eastAsia="Times New Roman" w:hAnsi="Times New Roman" w:cs="Times New Roman"/>
+          <w:sz w:val="24"/>
+          <w:szCs w:val="24"/>
+        </w:rPr>
+        <w:t xml:space="preserve">Several challenges </w:t>
+      </w:r>
+      <w:r>
+        <w:rPr>
+          <w:rFonts w:ascii="Times New Roman" w:eastAsia="Times New Roman" w:hAnsi="Times New Roman" w:cs="Times New Roman"/>
+          <w:sz w:val="24"/>
+          <w:szCs w:val="24"/>
+        </w:rPr>
+        <w:t>were faced</w:t>
+      </w:r>
+      <w:r>
+        <w:rPr>
+          <w:rFonts w:ascii="Times New Roman" w:eastAsia="Times New Roman" w:hAnsi="Times New Roman" w:cs="Times New Roman"/>
+          <w:sz w:val="24"/>
+          <w:szCs w:val="24"/>
+        </w:rPr>
+        <w:t xml:space="preserve"> during the implementation of this project.</w:t>
+      </w:r>
+    </w:p>
+    <w:p>
+      <w:pPr>
+        <w:pStyle w:val="Heading2"/>
+        <w:spacing w:before="280"/>
+        <w:rPr>
+          <w:rFonts w:asciiTheme="majorBidi" w:hAnsiTheme="majorBidi"/>
+          <w:b/>
+          <w:bCs/>
+          <w:color w:val="000000" w:themeColor="text1"/>
+        </w:rPr>
+      </w:pPr>
+      <w:bookmarkStart w:id="12" w:name="_Toc234229058"/>
+      <w:r>
+        <w:rPr>
+          <w:rFonts w:asciiTheme="majorBidi" w:hAnsiTheme="majorBidi"/>
+          <w:b/>
+          <w:bCs/>
+          <w:color w:val="000000" w:themeColor="text1"/>
+        </w:rPr>
+        <w:t>4</w:t>
+      </w:r>
+      <w:r>
+        <w:rPr>
+          <w:rFonts w:asciiTheme="majorBidi" w:hAnsiTheme="majorBidi"/>
+          <w:b/>
+          <w:bCs/>
+          <w:color w:val="000000" w:themeColor="text1"/>
+        </w:rPr>
+        <w:t>.1 Ansible Incompatibility with Windows</w:t>
+      </w:r>
+      <w:bookmarkEnd w:id="12"/>
+    </w:p>
+    <w:p>
+      <w:pPr>
+        <w:pStyle w:val="NoSpacing"/>
+      </w:pPr>
+    </w:p>
+    <w:p>
+      <w:pPr>
+        <w:spacing w:line="360" w:lineRule="auto"/>
+        <w:jc w:val="both"/>
+        <w:rPr>
+          <w:rFonts w:asciiTheme="majorBidi" w:hAnsiTheme="majorBidi" w:cstheme="majorBidi"/>
+          <w:sz w:val="24"/>
+          <w:szCs w:val="24"/>
+        </w:rPr>
+      </w:pPr>
+      <w:r>
+        <w:rPr>
+          <w:rFonts w:asciiTheme="majorBidi" w:hAnsiTheme="majorBidi" w:cstheme="majorBidi"/>
+          <w:sz w:val="24"/>
+          <w:szCs w:val="24"/>
+        </w:rPr>
+        <w:t xml:space="preserve">The biggest and first challenge I faced was installing an ansible. Ansible works on MacOS and Linux only. But I wanted to do it directly on my windows, so I replaced Ansible with </w:t>
+      </w:r>
+      <w:proofErr w:type="spellStart"/>
+      <w:r>
+        <w:rPr>
+          <w:rFonts w:asciiTheme="majorBidi" w:hAnsiTheme="majorBidi" w:cstheme="majorBidi"/>
+          <w:sz w:val="24"/>
+          <w:szCs w:val="24"/>
+        </w:rPr>
+        <w:t>Terraform’s</w:t>
+      </w:r>
+      <w:proofErr w:type="spellEnd"/>
+      <w:r>
+        <w:rPr>
+          <w:rFonts w:asciiTheme="majorBidi" w:hAnsiTheme="majorBidi" w:cstheme="majorBidi"/>
+          <w:sz w:val="24"/>
+          <w:szCs w:val="24"/>
+        </w:rPr>
+        <w:t xml:space="preserve"> </w:t>
+      </w:r>
+      <w:proofErr w:type="spellStart"/>
+      <w:r>
+        <w:rPr>
+          <w:rFonts w:asciiTheme="majorBidi" w:hAnsiTheme="majorBidi" w:cstheme="majorBidi"/>
+          <w:sz w:val="24"/>
+          <w:szCs w:val="24"/>
+        </w:rPr>
+        <w:t>user_data</w:t>
+      </w:r>
+      <w:proofErr w:type="spellEnd"/>
+      <w:r>
+        <w:rPr>
+          <w:rFonts w:asciiTheme="majorBidi" w:hAnsiTheme="majorBidi" w:cstheme="majorBidi"/>
+          <w:sz w:val="24"/>
+          <w:szCs w:val="24"/>
+        </w:rPr>
+        <w:t xml:space="preserve"> feature, which gave me the same result by automating the server setup at boot time.</w:t>
+      </w:r>
+    </w:p>
+    <w:p>
+      <w:pPr>
+        <w:spacing w:line="360" w:lineRule="auto"/>
+        <w:jc w:val="center"/>
+        <w:rPr>
+          <w:rFonts w:asciiTheme="majorBidi" w:hAnsiTheme="majorBidi" w:cstheme="majorBidi"/>
+          <w:sz w:val="24"/>
+          <w:szCs w:val="24"/>
+        </w:rPr>
+      </w:pPr>
+      <w:r>
+        <w:rPr>
+          <w:rFonts w:asciiTheme="majorBidi" w:hAnsiTheme="majorBidi" w:cstheme="majorBidi"/>
+          <w:noProof/>
+          <w:sz w:val="24"/>
+          <w:szCs w:val="24"/>
+        </w:rPr>
+        <w:lastRenderedPageBreak/>
+        <w:drawing>
+          <wp:inline distT="0" distB="0" distL="0" distR="0" wp14:anchorId="64E2F1A3" wp14:editId="3319712F">
+            <wp:extent cx="4390631" cy="2318685"/>
+            <wp:effectExtent l="0" t="0" r="0" b="5715"/>
+            <wp:docPr id="1" name="Picture 1"/>
+            <wp:cNvGraphicFramePr>
+              <a:graphicFrameLocks xmlns:a="http://schemas.openxmlformats.org/drawingml/2006/main" noChangeAspect="1"/>
+            </wp:cNvGraphicFramePr>
+            <a:graphic xmlns:a="http://schemas.openxmlformats.org/drawingml/2006/main">
+              <a:graphicData uri="http://schemas.openxmlformats.org/drawingml/2006/picture">
+                <pic:pic xmlns:pic="http://schemas.openxmlformats.org/drawingml/2006/picture">
+                  <pic:nvPicPr>
+                    <pic:cNvPr id="1" name="Picture 1"/>
+                    <pic:cNvPicPr/>
+                  </pic:nvPicPr>
+                  <pic:blipFill>
+                    <a:blip r:embed="rId16" cstate="print">
+                      <a:extLst>
+                        <a:ext uri="{28A0092B-C50C-407E-A947-70E740481C1C}">
+                          <a14:useLocalDpi xmlns:a14="http://schemas.microsoft.com/office/drawing/2010/main" val="0"/>
+                        </a:ext>
+                      </a:extLst>
+                    </a:blip>
+                    <a:stretch>
+                      <a:fillRect/>
+                    </a:stretch>
+                  </pic:blipFill>
+                  <pic:spPr>
+                    <a:xfrm>
+                      <a:off x="0" y="0"/>
+                      <a:ext cx="4405001" cy="2326274"/>
+                    </a:xfrm>
+                    <a:prstGeom prst="rect">
+                      <a:avLst/>
+                    </a:prstGeom>
+                  </pic:spPr>
+                </pic:pic>
+              </a:graphicData>
+            </a:graphic>
+          </wp:inline>
+        </w:drawing>
+      </w:r>
+    </w:p>
+    <w:p>
+      <w:pPr>
+        <w:spacing w:line="360" w:lineRule="auto"/>
+        <w:jc w:val="center"/>
+        <w:rPr>
+          <w:rFonts w:asciiTheme="majorBidi" w:hAnsiTheme="majorBidi" w:cstheme="majorBidi"/>
+          <w:sz w:val="24"/>
+          <w:szCs w:val="24"/>
+        </w:rPr>
+      </w:pPr>
+    </w:p>
+    <w:p>
+      <w:pPr>
+        <w:pStyle w:val="Heading2"/>
+        <w:spacing w:before="280"/>
+        <w:rPr>
+          <w:rFonts w:asciiTheme="majorBidi" w:hAnsiTheme="majorBidi"/>
+          <w:b/>
+          <w:bCs/>
+          <w:color w:val="000000" w:themeColor="text1"/>
+        </w:rPr>
+      </w:pPr>
+      <w:bookmarkStart w:id="13" w:name="_Toc234229059"/>
+      <w:r>
+        <w:rPr>
+          <w:rFonts w:asciiTheme="majorBidi" w:hAnsiTheme="majorBidi"/>
+          <w:b/>
+          <w:bCs/>
+          <w:color w:val="000000" w:themeColor="text1"/>
+        </w:rPr>
+        <w:t>4</w:t>
+      </w:r>
+      <w:r>
+        <w:rPr>
+          <w:rFonts w:asciiTheme="majorBidi" w:hAnsiTheme="majorBidi"/>
+          <w:b/>
+          <w:bCs/>
+          <w:color w:val="000000" w:themeColor="text1"/>
+        </w:rPr>
+        <w:t>.2 SSH Key Authentication Failure</w:t>
+      </w:r>
+      <w:bookmarkEnd w:id="13"/>
+    </w:p>
+    <w:p>
+      <w:pPr>
+        <w:pStyle w:val="NoSpacing"/>
+      </w:pPr>
+    </w:p>
+    <w:p>
+      <w:pPr>
+        <w:spacing w:after="200" w:line="360" w:lineRule="auto"/>
+        <w:jc w:val="both"/>
+        <w:rPr>
+          <w:rFonts w:ascii="Times New Roman" w:eastAsia="Times New Roman" w:hAnsi="Times New Roman" w:cs="Times New Roman"/>
+          <w:sz w:val="24"/>
+          <w:szCs w:val="24"/>
+        </w:rPr>
+      </w:pPr>
+      <w:r>
+        <w:rPr>
+          <w:rFonts w:ascii="Times New Roman" w:eastAsia="Times New Roman" w:hAnsi="Times New Roman" w:cs="Times New Roman"/>
+          <w:sz w:val="24"/>
+          <w:szCs w:val="24"/>
+        </w:rPr>
+        <w:t xml:space="preserve">A second challenge I faced was configuring the SSH key pair for server access. Multiple attempts to connect to the EC2 instance via SSH resulted in ‘Permission denied’ errors. This error occurs due to a mismatch between the key registered with AWS and private key available locally. This was resolved my updating the terraform configuration to reference new public key by updating it with a new RSA key pair using </w:t>
+      </w:r>
+      <w:proofErr w:type="spellStart"/>
+      <w:r>
+        <w:rPr>
+          <w:rFonts w:ascii="Times New Roman" w:eastAsia="Times New Roman" w:hAnsi="Times New Roman" w:cs="Times New Roman"/>
+          <w:sz w:val="24"/>
+          <w:szCs w:val="24"/>
+        </w:rPr>
+        <w:t>ssh</w:t>
+      </w:r>
+      <w:proofErr w:type="spellEnd"/>
+      <w:r>
+        <w:rPr>
+          <w:rFonts w:ascii="Times New Roman" w:eastAsia="Times New Roman" w:hAnsi="Times New Roman" w:cs="Times New Roman"/>
+          <w:sz w:val="24"/>
+          <w:szCs w:val="24"/>
+        </w:rPr>
+        <w:t>-keygen. The server then destroyed the old terraform and applied a new one.</w:t>
+      </w:r>
+    </w:p>
+    <w:p>
+      <w:pPr>
+        <w:spacing w:after="200" w:line="360" w:lineRule="auto"/>
+        <w:jc w:val="center"/>
+      </w:pPr>
+      <w:r>
+        <w:rPr>
+          <w:noProof/>
+        </w:rPr>
         <w:drawing>
           <wp:inline distT="0" distB="0" distL="0" distR="0" wp14:anchorId="7E587C35" wp14:editId="42F8B341">
             <wp:extent cx="5943600" cy="1330325"/>
@@ -3436,7 +4633,7 @@
                     <pic:cNvPicPr/>
                   </pic:nvPicPr>
                   <pic:blipFill>
-                    <a:blip r:embed="rId7">
+                    <a:blip r:embed="rId17">
                       <a:extLst>
                         <a:ext uri="{28A0092B-C50C-407E-A947-70E740481C1C}">
                           <a14:useLocalDpi xmlns:a14="http://schemas.microsoft.com/office/drawing/2010/main" val="0"/>
@@ -3465,6 +4662,111 @@
     </w:p>
     <w:p>
       <w:pPr>
+        <w:spacing w:after="200" w:line="360" w:lineRule="auto"/>
+        <w:jc w:val="center"/>
+      </w:pPr>
+      <w:r>
+        <w:rPr>
+          <w:noProof/>
+        </w:rPr>
+        <w:lastRenderedPageBreak/>
+        <w:drawing>
+          <wp:inline distT="0" distB="0" distL="0" distR="0" wp14:anchorId="3FF7EE18" wp14:editId="3343103D">
+            <wp:extent cx="5943600" cy="3161665"/>
+            <wp:effectExtent l="0" t="0" r="0" b="635"/>
+            <wp:docPr id="9" name="Picture 9"/>
+            <wp:cNvGraphicFramePr>
+              <a:graphicFrameLocks xmlns:a="http://schemas.openxmlformats.org/drawingml/2006/main" noChangeAspect="1"/>
+            </wp:cNvGraphicFramePr>
+            <a:graphic xmlns:a="http://schemas.openxmlformats.org/drawingml/2006/main">
+              <a:graphicData uri="http://schemas.openxmlformats.org/drawingml/2006/picture">
+                <pic:pic xmlns:pic="http://schemas.openxmlformats.org/drawingml/2006/picture">
+                  <pic:nvPicPr>
+                    <pic:cNvPr id="9" name="Picture 9"/>
+                    <pic:cNvPicPr/>
+                  </pic:nvPicPr>
+                  <pic:blipFill>
+                    <a:blip r:embed="rId18" cstate="print">
+                      <a:extLst>
+                        <a:ext uri="{28A0092B-C50C-407E-A947-70E740481C1C}">
+                          <a14:useLocalDpi xmlns:a14="http://schemas.microsoft.com/office/drawing/2010/main" val="0"/>
+                        </a:ext>
+                      </a:extLst>
+                    </a:blip>
+                    <a:stretch>
+                      <a:fillRect/>
+                    </a:stretch>
+                  </pic:blipFill>
+                  <pic:spPr>
+                    <a:xfrm>
+                      <a:off x="0" y="0"/>
+                      <a:ext cx="5943600" cy="3161665"/>
+                    </a:xfrm>
+                    <a:prstGeom prst="rect">
+                      <a:avLst/>
+                    </a:prstGeom>
+                  </pic:spPr>
+                </pic:pic>
+              </a:graphicData>
+            </a:graphic>
+          </wp:inline>
+        </w:drawing>
+      </w:r>
+    </w:p>
+    <w:p>
+      <w:pPr>
+        <w:spacing w:after="200" w:line="360" w:lineRule="auto"/>
+        <w:jc w:val="center"/>
+      </w:pPr>
+      <w:r>
+        <w:rPr>
+          <w:noProof/>
+        </w:rPr>
+        <w:drawing>
+          <wp:inline distT="0" distB="0" distL="0" distR="0" wp14:anchorId="52C57796" wp14:editId="08AEF3A6">
+            <wp:extent cx="5943600" cy="2616200"/>
+            <wp:effectExtent l="0" t="0" r="0" b="0"/>
+            <wp:docPr id="11" name="Picture 11"/>
+            <wp:cNvGraphicFramePr>
+              <a:graphicFrameLocks xmlns:a="http://schemas.openxmlformats.org/drawingml/2006/main" noChangeAspect="1"/>
+            </wp:cNvGraphicFramePr>
+            <a:graphic xmlns:a="http://schemas.openxmlformats.org/drawingml/2006/main">
+              <a:graphicData uri="http://schemas.openxmlformats.org/drawingml/2006/picture">
+                <pic:pic xmlns:pic="http://schemas.openxmlformats.org/drawingml/2006/picture">
+                  <pic:nvPicPr>
+                    <pic:cNvPr id="11" name="Picture 11"/>
+                    <pic:cNvPicPr/>
+                  </pic:nvPicPr>
+                  <pic:blipFill>
+                    <a:blip r:embed="rId19" cstate="print">
+                      <a:extLst>
+                        <a:ext uri="{28A0092B-C50C-407E-A947-70E740481C1C}">
+                          <a14:useLocalDpi xmlns:a14="http://schemas.microsoft.com/office/drawing/2010/main" val="0"/>
+                        </a:ext>
+                      </a:extLst>
+                    </a:blip>
+                    <a:stretch>
+                      <a:fillRect/>
+                    </a:stretch>
+                  </pic:blipFill>
+                  <pic:spPr>
+                    <a:xfrm>
+                      <a:off x="0" y="0"/>
+                      <a:ext cx="5943600" cy="2616200"/>
+                    </a:xfrm>
+                    <a:prstGeom prst="rect">
+                      <a:avLst/>
+                    </a:prstGeom>
+                  </pic:spPr>
+                </pic:pic>
+              </a:graphicData>
+            </a:graphic>
+          </wp:inline>
+        </w:drawing>
+      </w:r>
+    </w:p>
+    <w:p>
+      <w:pPr>
         <w:pStyle w:val="Heading2"/>
         <w:spacing w:before="280"/>
         <w:rPr>
@@ -3474,7 +4776,7 @@
           <w:color w:val="000000" w:themeColor="text1"/>
         </w:rPr>
       </w:pPr>
-      <w:bookmarkStart w:id="11" w:name="_Toc234143605"/>
+      <w:bookmarkStart w:id="14" w:name="_Toc234229060"/>
       <w:r>
         <w:rPr>
           <w:rFonts w:asciiTheme="majorBidi" w:hAnsiTheme="majorBidi"/>
@@ -3482,9 +4784,23 @@
           <w:bCs/>
           <w:color w:val="000000" w:themeColor="text1"/>
         </w:rPr>
-        <w:t>3.3 GitHub Large File Size Limit</w:t>
-      </w:r>
-      <w:bookmarkEnd w:id="11"/>
+        <w:t>4</w:t>
+      </w:r>
+      <w:r>
+        <w:rPr>
+          <w:rFonts w:asciiTheme="majorBidi" w:hAnsiTheme="majorBidi"/>
+          <w:b/>
+          <w:bCs/>
+          <w:color w:val="000000" w:themeColor="text1"/>
+        </w:rPr>
+        <w:t>.3 GitHub Large File Size Limit</w:t>
+      </w:r>
+      <w:bookmarkEnd w:id="14"/>
+    </w:p>
+    <w:p>
+      <w:pPr>
+        <w:pStyle w:val="NoSpacing"/>
+      </w:pPr>
     </w:p>
     <w:p>
       <w:pPr>
@@ -3547,6 +4863,7 @@
         <w:rPr>
           <w:noProof/>
         </w:rPr>
+        <w:lastRenderedPageBreak/>
         <w:drawing>
           <wp:inline distT="0" distB="0" distL="0" distR="0" wp14:anchorId="74403D85" wp14:editId="0DF53705">
             <wp:extent cx="5943600" cy="2205990"/>
@@ -3563,7 +4880,7 @@
                     <pic:cNvPicPr/>
                   </pic:nvPicPr>
                   <pic:blipFill>
-                    <a:blip r:embed="rId8">
+                    <a:blip r:embed="rId20">
                       <a:extLst>
                         <a:ext uri="{28A0092B-C50C-407E-A947-70E740481C1C}">
                           <a14:useLocalDpi xmlns:a14="http://schemas.microsoft.com/office/drawing/2010/main" val="0"/>
@@ -3592,6 +4909,17 @@
     </w:p>
     <w:p>
       <w:pPr>
+        <w:spacing w:after="200" w:line="360" w:lineRule="auto"/>
+        <w:jc w:val="both"/>
+        <w:rPr>
+          <w:rFonts w:ascii="Times New Roman" w:eastAsia="Times New Roman" w:hAnsi="Times New Roman" w:cs="Times New Roman"/>
+          <w:sz w:val="24"/>
+          <w:szCs w:val="24"/>
+        </w:rPr>
+      </w:pPr>
+    </w:p>
+    <w:p>
+      <w:pPr>
         <w:pStyle w:val="Heading2"/>
         <w:spacing w:before="280"/>
         <w:rPr>
@@ -3601,7 +4929,7 @@
           <w:color w:val="000000" w:themeColor="text1"/>
         </w:rPr>
       </w:pPr>
-      <w:bookmarkStart w:id="12" w:name="_Toc234143606"/>
+      <w:bookmarkStart w:id="15" w:name="_Toc234229061"/>
       <w:r>
         <w:rPr>
           <w:rFonts w:asciiTheme="majorBidi" w:hAnsiTheme="majorBidi"/>
@@ -3609,9 +4937,23 @@
           <w:bCs/>
           <w:color w:val="000000" w:themeColor="text1"/>
         </w:rPr>
-        <w:t>3.4 Docker Hub Authentication Error</w:t>
-      </w:r>
-      <w:bookmarkEnd w:id="12"/>
+        <w:t>4</w:t>
+      </w:r>
+      <w:r>
+        <w:rPr>
+          <w:rFonts w:asciiTheme="majorBidi" w:hAnsiTheme="majorBidi"/>
+          <w:b/>
+          <w:bCs/>
+          <w:color w:val="000000" w:themeColor="text1"/>
+        </w:rPr>
+        <w:t>.4 Docker Hub Authentication Error</w:t>
+      </w:r>
+      <w:bookmarkEnd w:id="15"/>
+    </w:p>
+    <w:p>
+      <w:pPr>
+        <w:pStyle w:val="NoSpacing"/>
+      </w:pPr>
     </w:p>
     <w:p>
       <w:pPr>
@@ -3667,7 +5009,6 @@
         <w:rPr>
           <w:noProof/>
         </w:rPr>
-        <w:lastRenderedPageBreak/>
         <w:drawing>
           <wp:inline distT="0" distB="0" distL="0" distR="0" wp14:anchorId="2CB1FF2D" wp14:editId="52A10185">
             <wp:extent cx="5943600" cy="2647950"/>
@@ -3684,7 +5025,7 @@
                     <pic:cNvPicPr/>
                   </pic:nvPicPr>
                   <pic:blipFill>
-                    <a:blip r:embed="rId9" cstate="print">
+                    <a:blip r:embed="rId21" cstate="print">
                       <a:extLst>
                         <a:ext uri="{28A0092B-C50C-407E-A947-70E740481C1C}">
                           <a14:useLocalDpi xmlns:a14="http://schemas.microsoft.com/office/drawing/2010/main" val="0"/>
@@ -3713,6 +5054,12 @@
     </w:p>
     <w:p>
       <w:pPr>
+        <w:spacing w:after="200" w:line="360" w:lineRule="auto"/>
+        <w:jc w:val="center"/>
+      </w:pPr>
+    </w:p>
+    <w:p>
+      <w:pPr>
         <w:pStyle w:val="Heading2"/>
         <w:spacing w:before="280"/>
         <w:rPr>
@@ -3722,7 +5069,7 @@
           <w:color w:val="000000" w:themeColor="text1"/>
         </w:rPr>
       </w:pPr>
-      <w:bookmarkStart w:id="13" w:name="_Toc234143607"/>
+      <w:bookmarkStart w:id="16" w:name="_Toc234229062"/>
       <w:r>
         <w:rPr>
           <w:rFonts w:asciiTheme="majorBidi" w:hAnsiTheme="majorBidi"/>
@@ -3730,9 +5077,24 @@
           <w:bCs/>
           <w:color w:val="000000" w:themeColor="text1"/>
         </w:rPr>
-        <w:t>3.5 CI/CD SSH Deployment Step Failure</w:t>
-      </w:r>
-      <w:bookmarkEnd w:id="13"/>
+        <w:lastRenderedPageBreak/>
+        <w:t>4</w:t>
+      </w:r>
+      <w:r>
+        <w:rPr>
+          <w:rFonts w:asciiTheme="majorBidi" w:hAnsiTheme="majorBidi"/>
+          <w:b/>
+          <w:bCs/>
+          <w:color w:val="000000" w:themeColor="text1"/>
+        </w:rPr>
+        <w:t>.5 CI/CD SSH Deployment Step Failure</w:t>
+      </w:r>
+      <w:bookmarkEnd w:id="16"/>
+    </w:p>
+    <w:p>
+      <w:pPr>
+        <w:pStyle w:val="NoSpacing"/>
+      </w:pPr>
     </w:p>
     <w:p>
       <w:pPr>
@@ -3806,7 +5168,7 @@
     <w:p>
       <w:pPr>
         <w:spacing w:after="200" w:line="360" w:lineRule="auto"/>
-        <w:jc w:val="both"/>
+        <w:jc w:val="center"/>
         <w:rPr>
           <w:rFonts w:ascii="Times New Roman" w:eastAsia="Times New Roman" w:hAnsi="Times New Roman" w:cs="Times New Roman"/>
           <w:sz w:val="24"/>
@@ -3821,9 +5183,9 @@
           <w:szCs w:val="24"/>
         </w:rPr>
         <w:drawing>
-          <wp:inline distT="0" distB="0" distL="0" distR="0" wp14:anchorId="38D0FC7F" wp14:editId="3EA089CC">
-            <wp:extent cx="5943600" cy="2981325"/>
-            <wp:effectExtent l="0" t="0" r="0" b="9525"/>
+          <wp:inline distT="0" distB="0" distL="0" distR="0" wp14:anchorId="38D0FC7F" wp14:editId="6047C6B1">
+            <wp:extent cx="5017911" cy="2516997"/>
+            <wp:effectExtent l="0" t="0" r="0" b="0"/>
             <wp:docPr id="7" name="Picture 7"/>
             <wp:cNvGraphicFramePr>
               <a:graphicFrameLocks xmlns:a="http://schemas.openxmlformats.org/drawingml/2006/main" noChangeAspect="1"/>
@@ -3836,7 +5198,7 @@
                     <pic:cNvPicPr/>
                   </pic:nvPicPr>
                   <pic:blipFill>
-                    <a:blip r:embed="rId10" cstate="print">
+                    <a:blip r:embed="rId22" cstate="print">
                       <a:extLst>
                         <a:ext uri="{28A0092B-C50C-407E-A947-70E740481C1C}">
                           <a14:useLocalDpi xmlns:a14="http://schemas.microsoft.com/office/drawing/2010/main" val="0"/>
@@ -3850,7 +5212,7 @@
                   <pic:spPr>
                     <a:xfrm>
                       <a:off x="0" y="0"/>
-                      <a:ext cx="5943600" cy="2981325"/>
+                      <a:ext cx="5025606" cy="2520857"/>
                     </a:xfrm>
                     <a:prstGeom prst="rect">
                       <a:avLst/>
@@ -3865,6 +5227,83 @@
     </w:p>
     <w:p>
       <w:pPr>
+        <w:spacing w:after="200" w:line="360" w:lineRule="auto"/>
+        <w:jc w:val="center"/>
+        <w:rPr>
+          <w:rFonts w:ascii="Times New Roman" w:eastAsia="Times New Roman" w:hAnsi="Times New Roman" w:cs="Times New Roman"/>
+          <w:sz w:val="24"/>
+          <w:szCs w:val="24"/>
+        </w:rPr>
+      </w:pPr>
+    </w:p>
+    <w:p>
+      <w:pPr>
+        <w:spacing w:after="200" w:line="360" w:lineRule="auto"/>
+        <w:jc w:val="center"/>
+        <w:rPr>
+          <w:rFonts w:ascii="Times New Roman" w:eastAsia="Times New Roman" w:hAnsi="Times New Roman" w:cs="Times New Roman"/>
+          <w:sz w:val="24"/>
+          <w:szCs w:val="24"/>
+        </w:rPr>
+      </w:pPr>
+    </w:p>
+    <w:p>
+      <w:pPr>
+        <w:spacing w:after="200" w:line="360" w:lineRule="auto"/>
+        <w:jc w:val="center"/>
+        <w:rPr>
+          <w:rFonts w:ascii="Times New Roman" w:eastAsia="Times New Roman" w:hAnsi="Times New Roman" w:cs="Times New Roman"/>
+          <w:sz w:val="24"/>
+          <w:szCs w:val="24"/>
+        </w:rPr>
+      </w:pPr>
+    </w:p>
+    <w:p>
+      <w:pPr>
+        <w:spacing w:after="200" w:line="360" w:lineRule="auto"/>
+        <w:jc w:val="center"/>
+        <w:rPr>
+          <w:rFonts w:ascii="Times New Roman" w:eastAsia="Times New Roman" w:hAnsi="Times New Roman" w:cs="Times New Roman"/>
+          <w:sz w:val="24"/>
+          <w:szCs w:val="24"/>
+        </w:rPr>
+      </w:pPr>
+    </w:p>
+    <w:p>
+      <w:pPr>
+        <w:spacing w:after="200" w:line="360" w:lineRule="auto"/>
+        <w:jc w:val="center"/>
+        <w:rPr>
+          <w:rFonts w:ascii="Times New Roman" w:eastAsia="Times New Roman" w:hAnsi="Times New Roman" w:cs="Times New Roman"/>
+          <w:sz w:val="24"/>
+          <w:szCs w:val="24"/>
+        </w:rPr>
+      </w:pPr>
+    </w:p>
+    <w:p>
+      <w:pPr>
+        <w:spacing w:after="200" w:line="360" w:lineRule="auto"/>
+        <w:jc w:val="center"/>
+        <w:rPr>
+          <w:rFonts w:ascii="Times New Roman" w:eastAsia="Times New Roman" w:hAnsi="Times New Roman" w:cs="Times New Roman"/>
+          <w:sz w:val="24"/>
+          <w:szCs w:val="24"/>
+        </w:rPr>
+      </w:pPr>
+    </w:p>
+    <w:p>
+      <w:pPr>
+        <w:spacing w:after="200" w:line="360" w:lineRule="auto"/>
+        <w:jc w:val="center"/>
+        <w:rPr>
+          <w:rFonts w:ascii="Times New Roman" w:eastAsia="Times New Roman" w:hAnsi="Times New Roman" w:cs="Times New Roman"/>
+          <w:sz w:val="24"/>
+          <w:szCs w:val="24"/>
+        </w:rPr>
+      </w:pPr>
+    </w:p>
+    <w:p>
+      <w:pPr>
         <w:pStyle w:val="Heading1"/>
         <w:rPr>
           <w:rFonts w:asciiTheme="majorBidi" w:hAnsiTheme="majorBidi"/>
@@ -3873,7 +5312,7 @@
           <w:color w:val="000000" w:themeColor="text1"/>
         </w:rPr>
       </w:pPr>
-      <w:bookmarkStart w:id="14" w:name="_Toc234143608"/>
+      <w:bookmarkStart w:id="17" w:name="_Toc234229063"/>
       <w:r>
         <w:rPr>
           <w:rFonts w:asciiTheme="majorBidi" w:hAnsiTheme="majorBidi"/>
@@ -3882,9 +5321,23 @@
           <w:color w:val="000000" w:themeColor="text1"/>
         </w:rPr>
         <w:lastRenderedPageBreak/>
-        <w:t>4. Conclusions</w:t>
-      </w:r>
-      <w:bookmarkEnd w:id="14"/>
+        <w:t>5</w:t>
+      </w:r>
+      <w:r>
+        <w:rPr>
+          <w:rFonts w:asciiTheme="majorBidi" w:hAnsiTheme="majorBidi"/>
+          <w:b/>
+          <w:bCs/>
+          <w:color w:val="000000" w:themeColor="text1"/>
+        </w:rPr>
+        <w:t>. Conclusions</w:t>
+      </w:r>
+      <w:bookmarkEnd w:id="17"/>
+    </w:p>
+    <w:p>
+      <w:pPr>
+        <w:pStyle w:val="NoSpacing"/>
+      </w:pPr>
     </w:p>
     <w:p>
       <w:pPr>
@@ -4036,7 +5489,7 @@
           <w:color w:val="000000" w:themeColor="text1"/>
         </w:rPr>
       </w:pPr>
-      <w:bookmarkStart w:id="15" w:name="_Toc234143609"/>
+      <w:bookmarkStart w:id="18" w:name="_Toc234229064"/>
       <w:r>
         <w:rPr>
           <w:rFonts w:asciiTheme="majorBidi" w:hAnsiTheme="majorBidi"/>
@@ -4045,7 +5498,7 @@
           <w:color w:val="000000" w:themeColor="text1"/>
         </w:rPr>
         <w:lastRenderedPageBreak/>
-        <w:t xml:space="preserve">5. </w:t>
+        <w:t>6</w:t>
       </w:r>
       <w:r>
         <w:rPr>
@@ -4054,13 +5507,33 @@
           <w:bCs/>
           <w:color w:val="000000" w:themeColor="text1"/>
         </w:rPr>
+        <w:t xml:space="preserve">. </w:t>
+      </w:r>
+      <w:r>
+        <w:rPr>
+          <w:rFonts w:asciiTheme="majorBidi" w:hAnsiTheme="majorBidi"/>
+          <w:b/>
+          <w:bCs/>
+          <w:color w:val="000000" w:themeColor="text1"/>
+        </w:rPr>
         <w:t>References</w:t>
       </w:r>
-      <w:bookmarkEnd w:id="15"/>
-    </w:p>
-    <w:p>
-      <w:pPr>
-        <w:spacing w:after="180"/>
+      <w:bookmarkEnd w:id="18"/>
+    </w:p>
+    <w:p>
+      <w:pPr>
+        <w:pStyle w:val="NoSpacing"/>
+      </w:pPr>
+    </w:p>
+    <w:p>
+      <w:pPr>
+        <w:pStyle w:val="ListParagraph"/>
+        <w:numPr>
+          <w:ilvl w:val="0"/>
+          <w:numId w:val="3"/>
+        </w:numPr>
+        <w:spacing w:after="180" w:line="360" w:lineRule="auto"/>
+        <w:jc w:val="both"/>
       </w:pPr>
       <w:r>
         <w:rPr>
@@ -4091,7 +5564,13 @@
     </w:p>
     <w:p>
       <w:pPr>
-        <w:spacing w:after="180"/>
+        <w:pStyle w:val="ListParagraph"/>
+        <w:numPr>
+          <w:ilvl w:val="0"/>
+          <w:numId w:val="3"/>
+        </w:numPr>
+        <w:spacing w:after="180" w:line="360" w:lineRule="auto"/>
+        <w:jc w:val="both"/>
       </w:pPr>
       <w:proofErr w:type="spellStart"/>
       <w:r>
@@ -4150,7 +5629,13 @@
     </w:p>
     <w:p>
       <w:pPr>
-        <w:spacing w:after="180"/>
+        <w:pStyle w:val="ListParagraph"/>
+        <w:numPr>
+          <w:ilvl w:val="0"/>
+          <w:numId w:val="3"/>
+        </w:numPr>
+        <w:spacing w:after="180" w:line="360" w:lineRule="auto"/>
+        <w:jc w:val="both"/>
       </w:pPr>
       <w:r>
         <w:rPr>
@@ -4181,7 +5666,13 @@
     </w:p>
     <w:p>
       <w:pPr>
-        <w:spacing w:after="180"/>
+        <w:pStyle w:val="ListParagraph"/>
+        <w:numPr>
+          <w:ilvl w:val="0"/>
+          <w:numId w:val="3"/>
+        </w:numPr>
+        <w:spacing w:after="180" w:line="360" w:lineRule="auto"/>
+        <w:jc w:val="both"/>
       </w:pPr>
       <w:r>
         <w:rPr>
@@ -4212,7 +5703,13 @@
     </w:p>
     <w:p>
       <w:pPr>
-        <w:spacing w:after="180"/>
+        <w:pStyle w:val="ListParagraph"/>
+        <w:numPr>
+          <w:ilvl w:val="0"/>
+          <w:numId w:val="3"/>
+        </w:numPr>
+        <w:spacing w:after="180" w:line="360" w:lineRule="auto"/>
+        <w:jc w:val="both"/>
       </w:pPr>
       <w:proofErr w:type="spellStart"/>
       <w:r>
@@ -4253,7 +5750,13 @@
     </w:p>
     <w:p>
       <w:pPr>
-        <w:spacing w:after="180"/>
+        <w:pStyle w:val="ListParagraph"/>
+        <w:numPr>
+          <w:ilvl w:val="0"/>
+          <w:numId w:val="3"/>
+        </w:numPr>
+        <w:spacing w:after="180" w:line="360" w:lineRule="auto"/>
+        <w:jc w:val="both"/>
       </w:pPr>
       <w:r>
         <w:rPr>
@@ -4284,7 +5787,13 @@
     </w:p>
     <w:p>
       <w:pPr>
-        <w:spacing w:after="180"/>
+        <w:pStyle w:val="ListParagraph"/>
+        <w:numPr>
+          <w:ilvl w:val="0"/>
+          <w:numId w:val="3"/>
+        </w:numPr>
+        <w:spacing w:after="180" w:line="360" w:lineRule="auto"/>
+        <w:jc w:val="both"/>
       </w:pPr>
       <w:r>
         <w:rPr>
@@ -4342,17 +5851,6 @@
     </w:p>
     <w:p/>
     <w:p/>
-    <w:p>
-      <w:pPr>
-        <w:spacing w:line="360" w:lineRule="auto"/>
-        <w:jc w:val="both"/>
-        <w:rPr>
-          <w:rFonts w:asciiTheme="majorBidi" w:hAnsiTheme="majorBidi" w:cstheme="majorBidi"/>
-          <w:sz w:val="24"/>
-          <w:szCs w:val="24"/>
-        </w:rPr>
-      </w:pPr>
-    </w:p>
     <w:p>
       <w:pPr>
         <w:spacing w:line="360" w:lineRule="auto"/>
@@ -4440,9 +5938,145 @@
 </w:document>
 </file>
 
+<file path=word/endnotes.xml><?xml version="1.0" encoding="utf-8"?>
+<w:endnotes xmlns:wpc="http://schemas.microsoft.com/office/word/2010/wordprocessingCanvas" xmlns:cx="http://schemas.microsoft.com/office/drawing/2014/chartex" xmlns:cx1="http://schemas.microsoft.com/office/drawing/2015/9/8/chartex" xmlns:cx2="http://schemas.microsoft.com/office/drawing/2015/10/21/chartex" xmlns:cx3="http://schemas.microsoft.com/office/drawing/2016/5/9/chartex" xmlns:cx4="http://schemas.microsoft.com/office/drawing/2016/5/10/chartex" xmlns:cx5="http://schemas.microsoft.com/office/drawing/2016/5/11/chartex" xmlns:cx6="http://schemas.microsoft.com/office/drawing/2016/5/12/chartex" xmlns:cx7="http://schemas.microsoft.com/office/drawing/2016/5/13/chartex" xmlns:cx8="http://schemas.microsoft.com/office/drawing/2016/5/14/chartex" xmlns:mc="http://schemas.openxmlformats.org/markup-compatibility/2006" xmlns:aink="http://schemas.microsoft.com/office/drawing/2016/ink" xmlns:am3d="http://schemas.microsoft.com/office/drawing/2017/model3d" xmlns:o="urn:schemas-microsoft-com:office:office" xmlns:oel="http://schemas.microsoft.com/office/2019/extlst" xmlns:r="http://schemas.openxmlformats.org/officeDocument/2006/relationships" xmlns:m="http://schemas.openxmlformats.org/officeDocument/2006/math" xmlns:v="urn:schemas-microsoft-com:vml" xmlns:wp14="http://schemas.microsoft.com/office/word/2010/wordprocessingDrawing" xmlns:wp="http://schemas.openxmlformats.org/drawingml/2006/wordprocessingDrawing" xmlns:w10="urn:schemas-microsoft-com:office:word" xmlns:w="http://schemas.openxmlformats.org/wordprocessingml/2006/main" xmlns:w14="http://schemas.microsoft.com/office/word/2010/wordml" xmlns:w15="http://schemas.microsoft.com/office/word/2012/wordml" xmlns:w16cex="http://schemas.microsoft.com/office/word/2018/wordml/cex" xmlns:w16cid="http://schemas.microsoft.com/office/word/2016/wordml/cid" xmlns:w16="http://schemas.microsoft.com/office/word/2018/wordml" xmlns:w16sdtdh="http://schemas.microsoft.com/office/word/2020/wordml/sdtdatahash" xmlns:w16se="http://schemas.microsoft.com/office/word/2015/wordml/symex" xmlns:wpg="http://schemas.microsoft.com/office/word/2010/wordprocessingGroup" xmlns:wpi="http://schemas.microsoft.com/office/word/2010/wordprocessingInk" xmlns:wne="http://schemas.microsoft.com/office/word/2006/wordml" xmlns:wps="http://schemas.microsoft.com/office/word/2010/wordprocessingShape" mc:Ignorable="w14 w15 w16se w16cid w16 w16cex w16sdtdh wp14">
+  <w:endnote w:type="separator" w:id="-1">
+    <w:p>
+      <w:pPr>
+        <w:spacing w:after="0" w:line="240" w:lineRule="auto"/>
+      </w:pPr>
+      <w:r>
+        <w:separator/>
+      </w:r>
+    </w:p>
+  </w:endnote>
+  <w:endnote w:type="continuationSeparator" w:id="0">
+    <w:p>
+      <w:pPr>
+        <w:spacing w:after="0" w:line="240" w:lineRule="auto"/>
+      </w:pPr>
+      <w:r>
+        <w:continuationSeparator/>
+      </w:r>
+    </w:p>
+  </w:endnote>
+</w:endnotes>
+</file>
+
+<file path=word/footnotes.xml><?xml version="1.0" encoding="utf-8"?>
+<w:footnotes xmlns:wpc="http://schemas.microsoft.com/office/word/2010/wordprocessingCanvas" xmlns:cx="http://schemas.microsoft.com/office/drawing/2014/chartex" xmlns:cx1="http://schemas.microsoft.com/office/drawing/2015/9/8/chartex" xmlns:cx2="http://schemas.microsoft.com/office/drawing/2015/10/21/chartex" xmlns:cx3="http://schemas.microsoft.com/office/drawing/2016/5/9/chartex" xmlns:cx4="http://schemas.microsoft.com/office/drawing/2016/5/10/chartex" xmlns:cx5="http://schemas.microsoft.com/office/drawing/2016/5/11/chartex" xmlns:cx6="http://schemas.microsoft.com/office/drawing/2016/5/12/chartex" xmlns:cx7="http://schemas.microsoft.com/office/drawing/2016/5/13/chartex" xmlns:cx8="http://schemas.microsoft.com/office/drawing/2016/5/14/chartex" xmlns:mc="http://schemas.openxmlformats.org/markup-compatibility/2006" xmlns:aink="http://schemas.microsoft.com/office/drawing/2016/ink" xmlns:am3d="http://schemas.microsoft.com/office/drawing/2017/model3d" xmlns:o="urn:schemas-microsoft-com:office:office" xmlns:oel="http://schemas.microsoft.com/office/2019/extlst" xmlns:r="http://schemas.openxmlformats.org/officeDocument/2006/relationships" xmlns:m="http://schemas.openxmlformats.org/officeDocument/2006/math" xmlns:v="urn:schemas-microsoft-com:vml" xmlns:wp14="http://schemas.microsoft.com/office/word/2010/wordprocessingDrawing" xmlns:wp="http://schemas.openxmlformats.org/drawingml/2006/wordprocessingDrawing" xmlns:w10="urn:schemas-microsoft-com:office:word" xmlns:w="http://schemas.openxmlformats.org/wordprocessingml/2006/main" xmlns:w14="http://schemas.microsoft.com/office/word/2010/wordml" xmlns:w15="http://schemas.microsoft.com/office/word/2012/wordml" xmlns:w16cex="http://schemas.microsoft.com/office/word/2018/wordml/cex" xmlns:w16cid="http://schemas.microsoft.com/office/word/2016/wordml/cid" xmlns:w16="http://schemas.microsoft.com/office/word/2018/wordml" xmlns:w16sdtdh="http://schemas.microsoft.com/office/word/2020/wordml/sdtdatahash" xmlns:w16se="http://schemas.microsoft.com/office/word/2015/wordml/symex" xmlns:wpg="http://schemas.microsoft.com/office/word/2010/wordprocessingGroup" xmlns:wpi="http://schemas.microsoft.com/office/word/2010/wordprocessingInk" xmlns:wne="http://schemas.microsoft.com/office/word/2006/wordml" xmlns:wps="http://schemas.microsoft.com/office/word/2010/wordprocessingShape" mc:Ignorable="w14 w15 w16se w16cid w16 w16cex w16sdtdh wp14">
+  <w:footnote w:type="separator" w:id="-1">
+    <w:p>
+      <w:pPr>
+        <w:spacing w:after="0" w:line="240" w:lineRule="auto"/>
+      </w:pPr>
+      <w:r>
+        <w:separator/>
+      </w:r>
+    </w:p>
+  </w:footnote>
+  <w:footnote w:type="continuationSeparator" w:id="0">
+    <w:p>
+      <w:pPr>
+        <w:spacing w:after="0" w:line="240" w:lineRule="auto"/>
+      </w:pPr>
+      <w:r>
+        <w:continuationSeparator/>
+      </w:r>
+    </w:p>
+  </w:footnote>
+</w:footnotes>
+</file>
+
 <file path=word/numbering.xml><?xml version="1.0" encoding="utf-8"?>
 <w:numbering xmlns:wpc="http://schemas.microsoft.com/office/word/2010/wordprocessingCanvas" xmlns:cx="http://schemas.microsoft.com/office/drawing/2014/chartex" xmlns:cx1="http://schemas.microsoft.com/office/drawing/2015/9/8/chartex" xmlns:cx2="http://schemas.microsoft.com/office/drawing/2015/10/21/chartex" xmlns:cx3="http://schemas.microsoft.com/office/drawing/2016/5/9/chartex" xmlns:cx4="http://schemas.microsoft.com/office/drawing/2016/5/10/chartex" xmlns:cx5="http://schemas.microsoft.com/office/drawing/2016/5/11/chartex" xmlns:cx6="http://schemas.microsoft.com/office/drawing/2016/5/12/chartex" xmlns:cx7="http://schemas.microsoft.com/office/drawing/2016/5/13/chartex" xmlns:cx8="http://schemas.microsoft.com/office/drawing/2016/5/14/chartex" xmlns:mc="http://schemas.openxmlformats.org/markup-compatibility/2006" xmlns:aink="http://schemas.microsoft.com/office/drawing/2016/ink" xmlns:am3d="http://schemas.microsoft.com/office/drawing/2017/model3d" xmlns:o="urn:schemas-microsoft-com:office:office" xmlns:oel="http://schemas.microsoft.com/office/2019/extlst" xmlns:r="http://schemas.openxmlformats.org/officeDocument/2006/relationships" xmlns:m="http://schemas.openxmlformats.org/officeDocument/2006/math" xmlns:v="urn:schemas-microsoft-com:vml" xmlns:wp14="http://schemas.microsoft.com/office/word/2010/wordprocessingDrawing" xmlns:wp="http://schemas.openxmlformats.org/drawingml/2006/wordprocessingDrawing" xmlns:w10="urn:schemas-microsoft-com:office:word" xmlns:w="http://schemas.openxmlformats.org/wordprocessingml/2006/main" xmlns:w14="http://schemas.microsoft.com/office/word/2010/wordml" xmlns:w15="http://schemas.microsoft.com/office/word/2012/wordml" xmlns:w16cex="http://schemas.microsoft.com/office/word/2018/wordml/cex" xmlns:w16cid="http://schemas.microsoft.com/office/word/2016/wordml/cid" xmlns:w16="http://schemas.microsoft.com/office/word/2018/wordml" xmlns:w16sdtdh="http://schemas.microsoft.com/office/word/2020/wordml/sdtdatahash" xmlns:w16se="http://schemas.microsoft.com/office/word/2015/wordml/symex" xmlns:wpg="http://schemas.microsoft.com/office/word/2010/wordprocessingGroup" xmlns:wpi="http://schemas.microsoft.com/office/word/2010/wordprocessingInk" xmlns:wne="http://schemas.microsoft.com/office/word/2006/wordml" xmlns:wps="http://schemas.microsoft.com/office/word/2010/wordprocessingShape" mc:Ignorable="w14 w15 w16se w16cid w16 w16cex w16sdtdh wp14">
   <w:abstractNum w:abstractNumId="0" w15:restartNumberingAfterBreak="0">
+    <w:nsid w:val="01054328"/>
+    <w:multiLevelType w:val="hybridMultilevel"/>
+    <w:tmpl w:val="2DC09902"/>
+    <w:lvl w:ilvl="0" w:tplc="0409000F">
+      <w:start w:val="1"/>
+      <w:numFmt w:val="decimal"/>
+      <w:lvlText w:val="%1."/>
+      <w:lvlJc w:val="left"/>
+      <w:pPr>
+        <w:ind w:left="720" w:hanging="360"/>
+      </w:pPr>
+    </w:lvl>
+    <w:lvl w:ilvl="1" w:tplc="04090019" w:tentative="1">
+      <w:start w:val="1"/>
+      <w:numFmt w:val="lowerLetter"/>
+      <w:lvlText w:val="%2."/>
+      <w:lvlJc w:val="left"/>
+      <w:pPr>
+        <w:ind w:left="1440" w:hanging="360"/>
+      </w:pPr>
+    </w:lvl>
+    <w:lvl w:ilvl="2" w:tplc="0409001B" w:tentative="1">
+      <w:start w:val="1"/>
+      <w:numFmt w:val="lowerRoman"/>
+      <w:lvlText w:val="%3."/>
+      <w:lvlJc w:val="right"/>
+      <w:pPr>
+        <w:ind w:left="2160" w:hanging="180"/>
+      </w:pPr>
+    </w:lvl>
+    <w:lvl w:ilvl="3" w:tplc="0409000F" w:tentative="1">
+      <w:start w:val="1"/>
+      <w:numFmt w:val="decimal"/>
+      <w:lvlText w:val="%4."/>
+      <w:lvlJc w:val="left"/>
+      <w:pPr>
+        <w:ind w:left="2880" w:hanging="360"/>
+      </w:pPr>
+    </w:lvl>
+    <w:lvl w:ilvl="4" w:tplc="04090019" w:tentative="1">
+      <w:start w:val="1"/>
+      <w:numFmt w:val="lowerLetter"/>
+      <w:lvlText w:val="%5."/>
+      <w:lvlJc w:val="left"/>
+      <w:pPr>
+        <w:ind w:left="3600" w:hanging="360"/>
+      </w:pPr>
+    </w:lvl>
+    <w:lvl w:ilvl="5" w:tplc="0409001B" w:tentative="1">
+      <w:start w:val="1"/>
+      <w:numFmt w:val="lowerRoman"/>
+      <w:lvlText w:val="%6."/>
+      <w:lvlJc w:val="right"/>
+      <w:pPr>
+        <w:ind w:left="4320" w:hanging="180"/>
+      </w:pPr>
+    </w:lvl>
+    <w:lvl w:ilvl="6" w:tplc="0409000F" w:tentative="1">
+      <w:start w:val="1"/>
+      <w:numFmt w:val="decimal"/>
+      <w:lvlText w:val="%7."/>
+      <w:lvlJc w:val="left"/>
+      <w:pPr>
+        <w:ind w:left="5040" w:hanging="360"/>
+      </w:pPr>
+    </w:lvl>
+    <w:lvl w:ilvl="7" w:tplc="04090019" w:tentative="1">
+      <w:start w:val="1"/>
+      <w:numFmt w:val="lowerLetter"/>
+      <w:lvlText w:val="%8."/>
+      <w:lvlJc w:val="left"/>
+      <w:pPr>
+        <w:ind w:left="5760" w:hanging="360"/>
+      </w:pPr>
+    </w:lvl>
+    <w:lvl w:ilvl="8" w:tplc="0409001B" w:tentative="1">
+      <w:start w:val="1"/>
+      <w:numFmt w:val="lowerRoman"/>
+      <w:lvlText w:val="%9."/>
+      <w:lvlJc w:val="right"/>
+      <w:pPr>
+        <w:ind w:left="6480" w:hanging="180"/>
+      </w:pPr>
+    </w:lvl>
+  </w:abstractNum>
+  <w:abstractNum w:abstractNumId="1" w15:restartNumberingAfterBreak="0">
     <w:nsid w:val="1B5E23F3"/>
     <w:multiLevelType w:val="hybridMultilevel"/>
     <w:tmpl w:val="F0F6B5D2"/>
@@ -4531,7 +6165,93 @@
       </w:pPr>
     </w:lvl>
   </w:abstractNum>
-  <w:abstractNum w:abstractNumId="1" w15:restartNumberingAfterBreak="0">
+  <w:abstractNum w:abstractNumId="2" w15:restartNumberingAfterBreak="0">
+    <w:nsid w:val="20E660B5"/>
+    <w:multiLevelType w:val="hybridMultilevel"/>
+    <w:tmpl w:val="B7E2DACE"/>
+    <w:lvl w:ilvl="0" w:tplc="0409000F">
+      <w:start w:val="1"/>
+      <w:numFmt w:val="decimal"/>
+      <w:lvlText w:val="%1."/>
+      <w:lvlJc w:val="left"/>
+      <w:pPr>
+        <w:ind w:left="720" w:hanging="360"/>
+      </w:pPr>
+    </w:lvl>
+    <w:lvl w:ilvl="1" w:tplc="04090019" w:tentative="1">
+      <w:start w:val="1"/>
+      <w:numFmt w:val="lowerLetter"/>
+      <w:lvlText w:val="%2."/>
+      <w:lvlJc w:val="left"/>
+      <w:pPr>
+        <w:ind w:left="1440" w:hanging="360"/>
+      </w:pPr>
+    </w:lvl>
+    <w:lvl w:ilvl="2" w:tplc="0409001B" w:tentative="1">
+      <w:start w:val="1"/>
+      <w:numFmt w:val="lowerRoman"/>
+      <w:lvlText w:val="%3."/>
+      <w:lvlJc w:val="right"/>
+      <w:pPr>
+        <w:ind w:left="2160" w:hanging="180"/>
+      </w:pPr>
+    </w:lvl>
+    <w:lvl w:ilvl="3" w:tplc="0409000F" w:tentative="1">
+      <w:start w:val="1"/>
+      <w:numFmt w:val="decimal"/>
+      <w:lvlText w:val="%4."/>
+      <w:lvlJc w:val="left"/>
+      <w:pPr>
+        <w:ind w:left="2880" w:hanging="360"/>
+      </w:pPr>
+    </w:lvl>
+    <w:lvl w:ilvl="4" w:tplc="04090019" w:tentative="1">
+      <w:start w:val="1"/>
+      <w:numFmt w:val="lowerLetter"/>
+      <w:lvlText w:val="%5."/>
+      <w:lvlJc w:val="left"/>
+      <w:pPr>
+        <w:ind w:left="3600" w:hanging="360"/>
+      </w:pPr>
+    </w:lvl>
+    <w:lvl w:ilvl="5" w:tplc="0409001B" w:tentative="1">
+      <w:start w:val="1"/>
+      <w:numFmt w:val="lowerRoman"/>
+      <w:lvlText w:val="%6."/>
+      <w:lvlJc w:val="right"/>
+      <w:pPr>
+        <w:ind w:left="4320" w:hanging="180"/>
+      </w:pPr>
+    </w:lvl>
+    <w:lvl w:ilvl="6" w:tplc="0409000F" w:tentative="1">
+      <w:start w:val="1"/>
+      <w:numFmt w:val="decimal"/>
+      <w:lvlText w:val="%7."/>
+      <w:lvlJc w:val="left"/>
+      <w:pPr>
+        <w:ind w:left="5040" w:hanging="360"/>
+      </w:pPr>
+    </w:lvl>
+    <w:lvl w:ilvl="7" w:tplc="04090019" w:tentative="1">
+      <w:start w:val="1"/>
+      <w:numFmt w:val="lowerLetter"/>
+      <w:lvlText w:val="%8."/>
+      <w:lvlJc w:val="left"/>
+      <w:pPr>
+        <w:ind w:left="5760" w:hanging="360"/>
+      </w:pPr>
+    </w:lvl>
+    <w:lvl w:ilvl="8" w:tplc="0409001B" w:tentative="1">
+      <w:start w:val="1"/>
+      <w:numFmt w:val="lowerRoman"/>
+      <w:lvlText w:val="%9."/>
+      <w:lvlJc w:val="right"/>
+      <w:pPr>
+        <w:ind w:left="6480" w:hanging="180"/>
+      </w:pPr>
+    </w:lvl>
+  </w:abstractNum>
+  <w:abstractNum w:abstractNumId="3" w15:restartNumberingAfterBreak="0">
     <w:nsid w:val="2BD07CA8"/>
     <w:multiLevelType w:val="multilevel"/>
     <w:tmpl w:val="2174AEE6"/>
@@ -4652,11 +6372,293 @@
       </w:rPr>
     </w:lvl>
   </w:abstractNum>
+  <w:abstractNum w:abstractNumId="4" w15:restartNumberingAfterBreak="0">
+    <w:nsid w:val="4A2B1B20"/>
+    <w:multiLevelType w:val="hybridMultilevel"/>
+    <w:tmpl w:val="D9A4E944"/>
+    <w:lvl w:ilvl="0" w:tplc="FFFFFFFF">
+      <w:start w:val="1"/>
+      <w:numFmt w:val="decimal"/>
+      <w:lvlText w:val="%1."/>
+      <w:lvlJc w:val="left"/>
+      <w:pPr>
+        <w:ind w:left="720" w:hanging="360"/>
+      </w:pPr>
+      <w:rPr>
+        <w:rFonts w:hint="default"/>
+      </w:rPr>
+    </w:lvl>
+    <w:lvl w:ilvl="1" w:tplc="FFFFFFFF" w:tentative="1">
+      <w:start w:val="1"/>
+      <w:numFmt w:val="lowerLetter"/>
+      <w:lvlText w:val="%2."/>
+      <w:lvlJc w:val="left"/>
+      <w:pPr>
+        <w:ind w:left="1440" w:hanging="360"/>
+      </w:pPr>
+    </w:lvl>
+    <w:lvl w:ilvl="2" w:tplc="FFFFFFFF" w:tentative="1">
+      <w:start w:val="1"/>
+      <w:numFmt w:val="lowerRoman"/>
+      <w:lvlText w:val="%3."/>
+      <w:lvlJc w:val="right"/>
+      <w:pPr>
+        <w:ind w:left="2160" w:hanging="180"/>
+      </w:pPr>
+    </w:lvl>
+    <w:lvl w:ilvl="3" w:tplc="FFFFFFFF" w:tentative="1">
+      <w:start w:val="1"/>
+      <w:numFmt w:val="decimal"/>
+      <w:lvlText w:val="%4."/>
+      <w:lvlJc w:val="left"/>
+      <w:pPr>
+        <w:ind w:left="2880" w:hanging="360"/>
+      </w:pPr>
+    </w:lvl>
+    <w:lvl w:ilvl="4" w:tplc="FFFFFFFF" w:tentative="1">
+      <w:start w:val="1"/>
+      <w:numFmt w:val="lowerLetter"/>
+      <w:lvlText w:val="%5."/>
+      <w:lvlJc w:val="left"/>
+      <w:pPr>
+        <w:ind w:left="3600" w:hanging="360"/>
+      </w:pPr>
+    </w:lvl>
+    <w:lvl w:ilvl="5" w:tplc="FFFFFFFF" w:tentative="1">
+      <w:start w:val="1"/>
+      <w:numFmt w:val="lowerRoman"/>
+      <w:lvlText w:val="%6."/>
+      <w:lvlJc w:val="right"/>
+      <w:pPr>
+        <w:ind w:left="4320" w:hanging="180"/>
+      </w:pPr>
+    </w:lvl>
+    <w:lvl w:ilvl="6" w:tplc="FFFFFFFF" w:tentative="1">
+      <w:start w:val="1"/>
+      <w:numFmt w:val="decimal"/>
+      <w:lvlText w:val="%7."/>
+      <w:lvlJc w:val="left"/>
+      <w:pPr>
+        <w:ind w:left="5040" w:hanging="360"/>
+      </w:pPr>
+    </w:lvl>
+    <w:lvl w:ilvl="7" w:tplc="FFFFFFFF" w:tentative="1">
+      <w:start w:val="1"/>
+      <w:numFmt w:val="lowerLetter"/>
+      <w:lvlText w:val="%8."/>
+      <w:lvlJc w:val="left"/>
+      <w:pPr>
+        <w:ind w:left="5760" w:hanging="360"/>
+      </w:pPr>
+    </w:lvl>
+    <w:lvl w:ilvl="8" w:tplc="FFFFFFFF" w:tentative="1">
+      <w:start w:val="1"/>
+      <w:numFmt w:val="lowerRoman"/>
+      <w:lvlText w:val="%9."/>
+      <w:lvlJc w:val="right"/>
+      <w:pPr>
+        <w:ind w:left="6480" w:hanging="180"/>
+      </w:pPr>
+    </w:lvl>
+  </w:abstractNum>
+  <w:abstractNum w:abstractNumId="5" w15:restartNumberingAfterBreak="0">
+    <w:nsid w:val="56065CC6"/>
+    <w:multiLevelType w:val="hybridMultilevel"/>
+    <w:tmpl w:val="D9A4E944"/>
+    <w:lvl w:ilvl="0" w:tplc="90E04A74">
+      <w:start w:val="1"/>
+      <w:numFmt w:val="decimal"/>
+      <w:lvlText w:val="%1."/>
+      <w:lvlJc w:val="left"/>
+      <w:pPr>
+        <w:ind w:left="720" w:hanging="360"/>
+      </w:pPr>
+      <w:rPr>
+        <w:rFonts w:hint="default"/>
+      </w:rPr>
+    </w:lvl>
+    <w:lvl w:ilvl="1" w:tplc="04090019" w:tentative="1">
+      <w:start w:val="1"/>
+      <w:numFmt w:val="lowerLetter"/>
+      <w:lvlText w:val="%2."/>
+      <w:lvlJc w:val="left"/>
+      <w:pPr>
+        <w:ind w:left="1440" w:hanging="360"/>
+      </w:pPr>
+    </w:lvl>
+    <w:lvl w:ilvl="2" w:tplc="0409001B" w:tentative="1">
+      <w:start w:val="1"/>
+      <w:numFmt w:val="lowerRoman"/>
+      <w:lvlText w:val="%3."/>
+      <w:lvlJc w:val="right"/>
+      <w:pPr>
+        <w:ind w:left="2160" w:hanging="180"/>
+      </w:pPr>
+    </w:lvl>
+    <w:lvl w:ilvl="3" w:tplc="0409000F" w:tentative="1">
+      <w:start w:val="1"/>
+      <w:numFmt w:val="decimal"/>
+      <w:lvlText w:val="%4."/>
+      <w:lvlJc w:val="left"/>
+      <w:pPr>
+        <w:ind w:left="2880" w:hanging="360"/>
+      </w:pPr>
+    </w:lvl>
+    <w:lvl w:ilvl="4" w:tplc="04090019" w:tentative="1">
+      <w:start w:val="1"/>
+      <w:numFmt w:val="lowerLetter"/>
+      <w:lvlText w:val="%5."/>
+      <w:lvlJc w:val="left"/>
+      <w:pPr>
+        <w:ind w:left="3600" w:hanging="360"/>
+      </w:pPr>
+    </w:lvl>
+    <w:lvl w:ilvl="5" w:tplc="0409001B" w:tentative="1">
+      <w:start w:val="1"/>
+      <w:numFmt w:val="lowerRoman"/>
+      <w:lvlText w:val="%6."/>
+      <w:lvlJc w:val="right"/>
+      <w:pPr>
+        <w:ind w:left="4320" w:hanging="180"/>
+      </w:pPr>
+    </w:lvl>
+    <w:lvl w:ilvl="6" w:tplc="0409000F" w:tentative="1">
+      <w:start w:val="1"/>
+      <w:numFmt w:val="decimal"/>
+      <w:lvlText w:val="%7."/>
+      <w:lvlJc w:val="left"/>
+      <w:pPr>
+        <w:ind w:left="5040" w:hanging="360"/>
+      </w:pPr>
+    </w:lvl>
+    <w:lvl w:ilvl="7" w:tplc="04090019" w:tentative="1">
+      <w:start w:val="1"/>
+      <w:numFmt w:val="lowerLetter"/>
+      <w:lvlText w:val="%8."/>
+      <w:lvlJc w:val="left"/>
+      <w:pPr>
+        <w:ind w:left="5760" w:hanging="360"/>
+      </w:pPr>
+    </w:lvl>
+    <w:lvl w:ilvl="8" w:tplc="0409001B" w:tentative="1">
+      <w:start w:val="1"/>
+      <w:numFmt w:val="lowerRoman"/>
+      <w:lvlText w:val="%9."/>
+      <w:lvlJc w:val="right"/>
+      <w:pPr>
+        <w:ind w:left="6480" w:hanging="180"/>
+      </w:pPr>
+    </w:lvl>
+  </w:abstractNum>
+  <w:abstractNum w:abstractNumId="6" w15:restartNumberingAfterBreak="0">
+    <w:nsid w:val="66FF15B1"/>
+    <w:multiLevelType w:val="hybridMultilevel"/>
+    <w:tmpl w:val="D9A4E944"/>
+    <w:lvl w:ilvl="0" w:tplc="FFFFFFFF">
+      <w:start w:val="1"/>
+      <w:numFmt w:val="decimal"/>
+      <w:lvlText w:val="%1."/>
+      <w:lvlJc w:val="left"/>
+      <w:pPr>
+        <w:ind w:left="630" w:hanging="360"/>
+      </w:pPr>
+      <w:rPr>
+        <w:rFonts w:hint="default"/>
+      </w:rPr>
+    </w:lvl>
+    <w:lvl w:ilvl="1" w:tplc="FFFFFFFF" w:tentative="1">
+      <w:start w:val="1"/>
+      <w:numFmt w:val="lowerLetter"/>
+      <w:lvlText w:val="%2."/>
+      <w:lvlJc w:val="left"/>
+      <w:pPr>
+        <w:ind w:left="1350" w:hanging="360"/>
+      </w:pPr>
+    </w:lvl>
+    <w:lvl w:ilvl="2" w:tplc="FFFFFFFF" w:tentative="1">
+      <w:start w:val="1"/>
+      <w:numFmt w:val="lowerRoman"/>
+      <w:lvlText w:val="%3."/>
+      <w:lvlJc w:val="right"/>
+      <w:pPr>
+        <w:ind w:left="2070" w:hanging="180"/>
+      </w:pPr>
+    </w:lvl>
+    <w:lvl w:ilvl="3" w:tplc="FFFFFFFF" w:tentative="1">
+      <w:start w:val="1"/>
+      <w:numFmt w:val="decimal"/>
+      <w:lvlText w:val="%4."/>
+      <w:lvlJc w:val="left"/>
+      <w:pPr>
+        <w:ind w:left="2790" w:hanging="360"/>
+      </w:pPr>
+    </w:lvl>
+    <w:lvl w:ilvl="4" w:tplc="FFFFFFFF" w:tentative="1">
+      <w:start w:val="1"/>
+      <w:numFmt w:val="lowerLetter"/>
+      <w:lvlText w:val="%5."/>
+      <w:lvlJc w:val="left"/>
+      <w:pPr>
+        <w:ind w:left="3510" w:hanging="360"/>
+      </w:pPr>
+    </w:lvl>
+    <w:lvl w:ilvl="5" w:tplc="FFFFFFFF" w:tentative="1">
+      <w:start w:val="1"/>
+      <w:numFmt w:val="lowerRoman"/>
+      <w:lvlText w:val="%6."/>
+      <w:lvlJc w:val="right"/>
+      <w:pPr>
+        <w:ind w:left="4230" w:hanging="180"/>
+      </w:pPr>
+    </w:lvl>
+    <w:lvl w:ilvl="6" w:tplc="FFFFFFFF" w:tentative="1">
+      <w:start w:val="1"/>
+      <w:numFmt w:val="decimal"/>
+      <w:lvlText w:val="%7."/>
+      <w:lvlJc w:val="left"/>
+      <w:pPr>
+        <w:ind w:left="4950" w:hanging="360"/>
+      </w:pPr>
+    </w:lvl>
+    <w:lvl w:ilvl="7" w:tplc="FFFFFFFF" w:tentative="1">
+      <w:start w:val="1"/>
+      <w:numFmt w:val="lowerLetter"/>
+      <w:lvlText w:val="%8."/>
+      <w:lvlJc w:val="left"/>
+      <w:pPr>
+        <w:ind w:left="5670" w:hanging="360"/>
+      </w:pPr>
+    </w:lvl>
+    <w:lvl w:ilvl="8" w:tplc="FFFFFFFF" w:tentative="1">
+      <w:start w:val="1"/>
+      <w:numFmt w:val="lowerRoman"/>
+      <w:lvlText w:val="%9."/>
+      <w:lvlJc w:val="right"/>
+      <w:pPr>
+        <w:ind w:left="6390" w:hanging="180"/>
+      </w:pPr>
+    </w:lvl>
+  </w:abstractNum>
   <w:num w:numId="1" w16cid:durableId="1560701736">
+    <w:abstractNumId w:val="1"/>
+  </w:num>
+  <w:num w:numId="2" w16cid:durableId="500659277">
+    <w:abstractNumId w:val="3"/>
+  </w:num>
+  <w:num w:numId="3" w16cid:durableId="293564197">
+    <w:abstractNumId w:val="2"/>
+  </w:num>
+  <w:num w:numId="4" w16cid:durableId="445588371">
     <w:abstractNumId w:val="0"/>
   </w:num>
-  <w:num w:numId="2" w16cid:durableId="500659277">
-    <w:abstractNumId w:val="1"/>
+  <w:num w:numId="5" w16cid:durableId="2142529127">
+    <w:abstractNumId w:val="5"/>
+  </w:num>
+  <w:num w:numId="6" w16cid:durableId="1347444907">
+    <w:abstractNumId w:val="6"/>
+  </w:num>
+  <w:num w:numId="7" w16cid:durableId="1207647061">
+    <w:abstractNumId w:val="4"/>
   </w:num>
 </w:numbering>
 </file>
@@ -5241,6 +7243,71 @@
       <w:szCs w:val="20"/>
     </w:rPr>
   </w:style>
+  <w:style w:type="paragraph" w:styleId="NoSpacing">
+    <w:name w:val="No Spacing"/>
+    <w:uiPriority w:val="1"/>
+    <w:qFormat/>
+    <w:rsid w:val="00F13121"/>
+    <w:pPr>
+      <w:spacing w:after="0" w:line="240" w:lineRule="auto"/>
+    </w:pPr>
+  </w:style>
+  <w:style w:type="character" w:styleId="UnresolvedMention">
+    <w:name w:val="Unresolved Mention"/>
+    <w:basedOn w:val="DefaultParagraphFont"/>
+    <w:uiPriority w:val="99"/>
+    <w:semiHidden/>
+    <w:unhideWhenUsed/>
+    <w:rsid w:val="007D417A"/>
+    <w:rPr>
+      <w:color w:val="605E5C"/>
+      <w:shd w:val="clear" w:color="auto" w:fill="E1DFDD"/>
+    </w:rPr>
+  </w:style>
+  <w:style w:type="paragraph" w:styleId="Header">
+    <w:name w:val="header"/>
+    <w:basedOn w:val="Normal"/>
+    <w:link w:val="HeaderChar"/>
+    <w:uiPriority w:val="99"/>
+    <w:unhideWhenUsed/>
+    <w:rsid w:val="007D417A"/>
+    <w:pPr>
+      <w:tabs>
+        <w:tab w:val="center" w:pos="4680"/>
+        <w:tab w:val="right" w:pos="9360"/>
+      </w:tabs>
+      <w:spacing w:after="0" w:line="240" w:lineRule="auto"/>
+    </w:pPr>
+  </w:style>
+  <w:style w:type="character" w:customStyle="1" w:styleId="HeaderChar">
+    <w:name w:val="Header Char"/>
+    <w:basedOn w:val="DefaultParagraphFont"/>
+    <w:link w:val="Header"/>
+    <w:uiPriority w:val="99"/>
+    <w:rsid w:val="007D417A"/>
+  </w:style>
+  <w:style w:type="paragraph" w:styleId="Footer">
+    <w:name w:val="footer"/>
+    <w:basedOn w:val="Normal"/>
+    <w:link w:val="FooterChar"/>
+    <w:uiPriority w:val="99"/>
+    <w:unhideWhenUsed/>
+    <w:rsid w:val="007D417A"/>
+    <w:pPr>
+      <w:tabs>
+        <w:tab w:val="center" w:pos="4680"/>
+        <w:tab w:val="right" w:pos="9360"/>
+      </w:tabs>
+      <w:spacing w:after="0" w:line="240" w:lineRule="auto"/>
+    </w:pPr>
+  </w:style>
+  <w:style w:type="character" w:customStyle="1" w:styleId="FooterChar">
+    <w:name w:val="Footer Char"/>
+    <w:basedOn w:val="DefaultParagraphFont"/>
+    <w:link w:val="Footer"/>
+    <w:uiPriority w:val="99"/>
+    <w:rsid w:val="007D417A"/>
+  </w:style>
 </w:styles>
 </file>
 
